--- a/docx/Parts/Part26.docx
+++ b/docx/Parts/Part26.docx
@@ -1225,7 +1225,7 @@
         <w:rPr>
           <w:color w:val="0000FF"/>
         </w:rPr>
-        <w:instrText xml:space="preserve"> REF _Numd19e1705 \h </w:instrText>
+        <w:instrText xml:space="preserve"> REF _Numd19e1709 \h </w:instrText>
       </w:r>
       <w:r>
         <w:fldChar w:fldCharType="separate"/>
@@ -1271,7 +1271,7 @@
         <w:rPr>
           <w:color w:val="0000FF"/>
         </w:rPr>
-        <w:instrText xml:space="preserve"> REF _Numd19e1724 \h </w:instrText>
+        <w:instrText xml:space="preserve"> REF _Numd19e1728 \h </w:instrText>
       </w:r>
       <w:r>
         <w:fldChar w:fldCharType="separate"/>
@@ -1317,7 +1317,7 @@
         <w:rPr>
           <w:color w:val="0000FF"/>
         </w:rPr>
-        <w:instrText xml:space="preserve"> REF _Numd19e1809 \h </w:instrText>
+        <w:instrText xml:space="preserve"> REF _Numd19e1813 \h </w:instrText>
       </w:r>
       <w:r>
         <w:fldChar w:fldCharType="separate"/>
@@ -1363,7 +1363,7 @@
         <w:rPr>
           <w:color w:val="0000FF"/>
         </w:rPr>
-        <w:instrText xml:space="preserve"> REF _Numd19e1837 \h </w:instrText>
+        <w:instrText xml:space="preserve"> REF _Numd19e1836 \h </w:instrText>
       </w:r>
       <w:r>
         <w:fldChar w:fldCharType="separate"/>
@@ -1409,7 +1409,7 @@
         <w:rPr>
           <w:color w:val="0000FF"/>
         </w:rPr>
-        <w:instrText xml:space="preserve"> REF _Numd19e1850 \h </w:instrText>
+        <w:instrText xml:space="preserve"> REF _Numd19e1849 \h </w:instrText>
       </w:r>
       <w:r>
         <w:fldChar w:fldCharType="separate"/>
@@ -1455,7 +1455,7 @@
         <w:rPr>
           <w:color w:val="0000FF"/>
         </w:rPr>
-        <w:instrText xml:space="preserve"> REF _Numd19e1873 \h </w:instrText>
+        <w:instrText xml:space="preserve"> REF _Numd19e1872 \h </w:instrText>
       </w:r>
       <w:r>
         <w:fldChar w:fldCharType="separate"/>
@@ -1501,7 +1501,7 @@
         <w:rPr>
           <w:color w:val="0000FF"/>
         </w:rPr>
-        <w:instrText xml:space="preserve"> REF _Numd19e1940 \h </w:instrText>
+        <w:instrText xml:space="preserve"> REF _Numd19e1939 \h </w:instrText>
       </w:r>
       <w:r>
         <w:fldChar w:fldCharType="separate"/>
@@ -1547,7 +1547,7 @@
         <w:rPr>
           <w:color w:val="0000FF"/>
         </w:rPr>
-        <w:instrText xml:space="preserve"> REF _Numd19e1963 \h </w:instrText>
+        <w:instrText xml:space="preserve"> REF _Numd19e1962 \h </w:instrText>
       </w:r>
       <w:r>
         <w:fldChar w:fldCharType="separate"/>
@@ -1593,7 +1593,7 @@
         <w:rPr>
           <w:color w:val="0000FF"/>
         </w:rPr>
-        <w:instrText xml:space="preserve"> REF _Numd19e2010 \h </w:instrText>
+        <w:instrText xml:space="preserve"> REF _Numd19e2009 \h </w:instrText>
       </w:r>
       <w:r>
         <w:fldChar w:fldCharType="separate"/>
@@ -1639,7 +1639,7 @@
         <w:rPr>
           <w:color w:val="0000FF"/>
         </w:rPr>
-        <w:instrText xml:space="preserve"> REF _Numd19e2172 \h </w:instrText>
+        <w:instrText xml:space="preserve"> REF _Numd19e2171 \h </w:instrText>
       </w:r>
       <w:r>
         <w:fldChar w:fldCharType="separate"/>
@@ -1685,7 +1685,7 @@
         <w:rPr>
           <w:color w:val="0000FF"/>
         </w:rPr>
-        <w:instrText xml:space="preserve"> REF _Numd19e2257 \h </w:instrText>
+        <w:instrText xml:space="preserve"> REF _Numd19e2256 \h </w:instrText>
       </w:r>
       <w:r>
         <w:fldChar w:fldCharType="separate"/>
@@ -1731,7 +1731,7 @@
         <w:rPr>
           <w:color w:val="0000FF"/>
         </w:rPr>
-        <w:instrText xml:space="preserve"> REF _Numd19e2285 \h </w:instrText>
+        <w:instrText xml:space="preserve"> REF _Numd19e2284 \h </w:instrText>
       </w:r>
       <w:r>
         <w:fldChar w:fldCharType="separate"/>
@@ -1777,7 +1777,7 @@
         <w:rPr>
           <w:color w:val="0000FF"/>
         </w:rPr>
-        <w:instrText xml:space="preserve"> REF _Numd19e2298 \h </w:instrText>
+        <w:instrText xml:space="preserve"> REF _Numd19e2297 \h </w:instrText>
       </w:r>
       <w:r>
         <w:fldChar w:fldCharType="separate"/>
@@ -1823,7 +1823,7 @@
         <w:rPr>
           <w:color w:val="0000FF"/>
         </w:rPr>
-        <w:instrText xml:space="preserve"> REF _Numd19e2317 \h </w:instrText>
+        <w:instrText xml:space="preserve"> REF _Numd19e2316 \h </w:instrText>
       </w:r>
       <w:r>
         <w:fldChar w:fldCharType="separate"/>
@@ -1869,7 +1869,7 @@
         <w:rPr>
           <w:color w:val="0000FF"/>
         </w:rPr>
-        <w:instrText xml:space="preserve"> REF _Numd19e2335 \h </w:instrText>
+        <w:instrText xml:space="preserve"> REF _Numd19e2334 \h </w:instrText>
       </w:r>
       <w:r>
         <w:fldChar w:fldCharType="separate"/>
@@ -1915,7 +1915,7 @@
         <w:rPr>
           <w:color w:val="0000FF"/>
         </w:rPr>
-        <w:instrText xml:space="preserve"> REF _Numd19e2384 \h </w:instrText>
+        <w:instrText xml:space="preserve"> REF _Numd19e2383 \h </w:instrText>
       </w:r>
       <w:r>
         <w:fldChar w:fldCharType="separate"/>
@@ -1961,7 +1961,7 @@
         <w:rPr>
           <w:color w:val="0000FF"/>
         </w:rPr>
-        <w:instrText xml:space="preserve"> REF _Numd19e2418 \h </w:instrText>
+        <w:instrText xml:space="preserve"> REF _Numd19e2417 \h </w:instrText>
       </w:r>
       <w:r>
         <w:fldChar w:fldCharType="separate"/>
@@ -3856,101 +3856,95 @@
       <w:r>
         <w:t xml:space="preserve"> Would otherwise be discarded.</w:t>
       </w:r>
-    </w:p>
-    <w:p xmlns:tce="http://www.TCE.com">
-      <w:pPr>
-        <w:pStyle w:val="ListParagraph"/>
-        <!--depth 2-->
-        <w:ind w:left="1440"/>
-      </w:pPr>
-      <w:r>
-        <w:t/>
-      </w:r>
-      <w:r>
-        <w:rPr>
-          <w:i/>
-        </w:rPr>
-        <w:t>Food-insecure</w:t>
-      </w:r>
-      <w:r>
-        <w:t xml:space="preserve"> means inconsistent access to sufficient, safe, and nutritious food.</w:t>
-      </w:r>
-    </w:p>
-    <w:p xmlns:tce="http://www.TCE.com">
-      <w:pPr>
-        <w:pStyle w:val="ListParagraph"/>
-        <!--depth 2-->
-        <w:ind w:left="1440"/>
-      </w:pPr>
-      <w:r>
-        <w:t/>
-      </w:r>
-      <w:r>
-        <w:rPr>
-          <w:i/>
-        </w:rPr>
-        <w:t>Nonprofit organization</w:t>
-      </w:r>
-      <w:r>
-        <w:t xml:space="preserve"> means any organization that is-</w:t>
-      </w:r>
-    </w:p>
-    <w:p xmlns:tce="http://www.TCE.com">
-      <w:pPr>
-        <w:pStyle w:val="ListBullet3"/>
-        <w:ind w:left="1440"/>
-        <!--depth 3-->
-        <w:numPr>
-          <w:ilvl w:val="2"/>
-          <w:numId w:val="122"/>
-        </w:numPr>
-      </w:pPr>
-      <w:bookmarkStart w:id="104" w:name="_Tocd19e1680"/>
-      <w:bookmarkStart w:id="103" w:name="_Refd19e1680"/>
-      <w:r>
-        <w:t/>
-      </w:r>
-      <w:r>
-        <w:t>(1)</w:t>
-      </w:r>
-      <w:r>
-        <w:t xml:space="preserve"> Described in section 501(c) of the Internal Revenue Code of 1986; and</w:t>
-      </w:r>
-    </w:p>
-    <w:p xmlns:tce="http://www.TCE.com">
-      <w:pPr>
-        <w:pStyle w:val="ListBullet3"/>
-        <w:ind w:left="1440"/>
-        <!--depth 3-->
-        <w:numPr>
-          <w:ilvl w:val="2"/>
-          <w:numId w:val="122"/>
-        </w:numPr>
-      </w:pPr>
-      <w:r>
-        <w:t/>
-      </w:r>
-      <w:r>
-        <w:t>(2)</w:t>
-      </w:r>
-      <w:r>
-        <w:t xml:space="preserve"> Exempt from tax under section 501(a) of that Code.</w:t>
-      </w:r>
-      <w:bookmarkEnd w:id="103"/>
-      <w:bookmarkEnd w:id="104"/>
       <w:bookmarkEnd w:id="101"/>
       <w:bookmarkEnd w:id="102"/>
       <w:bookmarkEnd w:id="99"/>
       <w:bookmarkEnd w:id="100"/>
     </w:p>
+    <w:p xmlns:tce="http://www.TCE.com">
+      <w:pPr>
+        <w:pStyle w:val="BodyText"/>
+      </w:pPr>
+      <w:r>
+        <w:t/>
+      </w:r>
+      <w:r>
+        <w:rPr>
+          <w:i/>
+        </w:rPr>
+        <w:t>Food-insecure</w:t>
+      </w:r>
+      <w:r>
+        <w:t xml:space="preserve"> means inconsistent access to sufficient, safe, and nutritious food.</w:t>
+      </w:r>
+    </w:p>
+    <w:p xmlns:tce="http://www.TCE.com">
+      <w:pPr>
+        <w:pStyle w:val="BodyText"/>
+      </w:pPr>
+      <w:r>
+        <w:t/>
+      </w:r>
+      <w:r>
+        <w:rPr>
+          <w:i/>
+        </w:rPr>
+        <w:t>Nonprofit organization</w:t>
+      </w:r>
+      <w:r>
+        <w:t xml:space="preserve"> means any organization that is-</w:t>
+      </w:r>
+    </w:p>
+    <w:p xmlns:tce="http://www.TCE.com">
+      <w:pPr>
+        <w:pStyle w:val="ListNumber2"/>
+        <!--depth 2-->
+        <w:numPr>
+          <w:ilvl w:val="1"/>
+          <w:numId w:val="123"/>
+        </w:numPr>
+      </w:pPr>
+      <w:bookmarkStart w:id="104" w:name="_Tocd19e1682"/>
+      <w:bookmarkStart w:id="103" w:name="_Refd19e1682"/>
+      <w:r>
+        <w:t/>
+      </w:r>
+      <w:r>
+        <w:t>(1)</w:t>
+      </w:r>
+      <w:r>
+        <w:t xml:space="preserve"> Described in section 501(c) of the Internal Revenue Code of 1986; and</w:t>
+      </w:r>
+    </w:p>
+    <w:p xmlns:tce="http://www.TCE.com">
+      <w:pPr>
+        <w:pStyle w:val="ListNumber2"/>
+        <!--depth 2-->
+        <w:numPr>
+          <w:ilvl w:val="1"/>
+          <w:numId w:val="123"/>
+        </w:numPr>
+      </w:pPr>
+      <w:r>
+        <w:t/>
+      </w:r>
+      <w:r>
+        <w:t>(2)</w:t>
+      </w:r>
+      <w:r>
+        <w:t xml:space="preserve"> Exempt from tax under section 501(a) of that Code.</w:t>
+      </w:r>
+      <w:bookmarkEnd w:id="103"/>
+      <w:bookmarkEnd w:id="104"/>
+    </w:p>
     <!--Topic unique_28-->
     <w:p xmlns:tce="http://www.TCE.com">
       <w:pPr>
         <w:pStyle w:val="Heading3"/>
       </w:pPr>
-      <w:bookmarkStart w:id="105" w:name="_Numd19e1705"/>
-      <w:bookmarkStart w:id="106" w:name="_Refd19e1705"/>
-      <w:bookmarkStart w:id="107" w:name="_Tocd19e1705"/>
+      <w:bookmarkStart w:id="105" w:name="_Numd19e1709"/>
+      <w:bookmarkStart w:id="106" w:name="_Refd19e1709"/>
+      <w:bookmarkStart w:id="107" w:name="_Tocd19e1709"/>
       <w:r>
         <w:t/>
       </w:r>
@@ -3977,9 +3971,9 @@
       <w:pPr>
         <w:pStyle w:val="Heading3"/>
       </w:pPr>
-      <w:bookmarkStart w:id="108" w:name="_Numd19e1724"/>
-      <w:bookmarkStart w:id="109" w:name="_Refd19e1724"/>
-      <w:bookmarkStart w:id="110" w:name="_Tocd19e1724"/>
+      <w:bookmarkStart w:id="108" w:name="_Numd19e1728"/>
+      <w:bookmarkStart w:id="109" w:name="_Refd19e1728"/>
+      <w:bookmarkStart w:id="110" w:name="_Tocd19e1728"/>
       <w:r>
         <w:t/>
       </w:r>
@@ -3999,11 +3993,11 @@
         <!--depth 1-->
         <w:numPr>
           <w:ilvl w:val="0"/>
-          <w:numId w:val="123"/>
+          <w:numId w:val="124"/>
         </w:numPr>
       </w:pPr>
-      <w:bookmarkStart w:id="112" w:name="_Tocd19e1733"/>
-      <w:bookmarkStart w:id="111" w:name="_Refd19e1733"/>
+      <w:bookmarkStart w:id="112" w:name="_Tocd19e1737"/>
+      <w:bookmarkStart w:id="111" w:name="_Refd19e1737"/>
       <w:r>
         <w:t/>
       </w:r>
@@ -4020,11 +4014,11 @@
         <!--depth 2-->
         <w:numPr>
           <w:ilvl w:val="1"/>
-          <w:numId w:val="124"/>
+          <w:numId w:val="125"/>
         </w:numPr>
       </w:pPr>
-      <w:bookmarkStart w:id="114" w:name="_Tocd19e1741"/>
-      <w:bookmarkStart w:id="113" w:name="_Refd19e1741"/>
+      <w:bookmarkStart w:id="114" w:name="_Tocd19e1745"/>
+      <w:bookmarkStart w:id="113" w:name="_Refd19e1745"/>
       <w:r>
         <w:t/>
       </w:r>
@@ -4053,7 +4047,7 @@
         <w:rPr>
           <w:color w:val="0000FF"/>
         </w:rPr>
-        <w:instrText xml:space="preserve"> REF _Numd19e1809 \h </w:instrText>
+        <w:instrText xml:space="preserve"> REF _Numd19e1813 \h </w:instrText>
       </w:r>
       <w:r>
         <w:fldChar w:fldCharType="separate"/>
@@ -4083,7 +4077,7 @@
         <!--depth 2-->
         <w:numPr>
           <w:ilvl w:val="1"/>
-          <w:numId w:val="124"/>
+          <w:numId w:val="125"/>
         </w:numPr>
       </w:pPr>
       <w:r>
@@ -4111,11 +4105,11 @@
         <!--depth 3-->
         <w:numPr>
           <w:ilvl w:val="2"/>
-          <w:numId w:val="125"/>
+          <w:numId w:val="126"/>
         </w:numPr>
       </w:pPr>
-      <w:bookmarkStart w:id="116" w:name="_Tocd19e1766"/>
-      <w:bookmarkStart w:id="115" w:name="_Refd19e1766"/>
+      <w:bookmarkStart w:id="116" w:name="_Tocd19e1770"/>
+      <w:bookmarkStart w:id="115" w:name="_Refd19e1770"/>
       <w:r>
         <w:t/>
       </w:r>
@@ -4132,7 +4126,7 @@
         <!--depth 3-->
         <w:numPr>
           <w:ilvl w:val="2"/>
-          <w:numId w:val="125"/>
+          <w:numId w:val="126"/>
         </w:numPr>
       </w:pPr>
       <w:r>
@@ -4162,7 +4156,7 @@
         <!--depth 2-->
         <w:numPr>
           <w:ilvl w:val="1"/>
-          <w:numId w:val="124"/>
+          <w:numId w:val="125"/>
         </w:numPr>
       </w:pPr>
       <w:r>
@@ -4204,9 +4198,9 @@
       <w:pPr>
         <w:pStyle w:val="Heading3"/>
       </w:pPr>
-      <w:bookmarkStart w:id="117" w:name="_Numd19e1809"/>
-      <w:bookmarkStart w:id="118" w:name="_Refd19e1809"/>
-      <w:bookmarkStart w:id="119" w:name="_Tocd19e1809"/>
+      <w:bookmarkStart w:id="117" w:name="_Numd19e1813"/>
+      <w:bookmarkStart w:id="118" w:name="_Refd19e1813"/>
+      <w:bookmarkStart w:id="119" w:name="_Tocd19e1813"/>
       <w:r>
         <w:t/>
       </w:r>
@@ -4234,13 +4228,7 @@
         <w:t>52.226-6</w:t>
       </w:r>
       <w:r>
-        <w:t xml:space="preserve">, Promoting Excess Food Donation to Nonprofit Organizations, in solicitations and contracts greater than </w:t>
-      </w:r>
-      <w:r>
-        <w:t>$35,000</w:t>
-      </w:r>
-      <w:r>
-        <w:t xml:space="preserve"> for the provision, service, or sale of food in the United States.</w:t>
+        <w:t>, Promoting Excess Food Donation to Nonprofit Organizations, in solicitations and contracts greater than $35,000 for the provision, service, or sale of food in the United States.</w:t>
       </w:r>
     </w:p>
     <!--Topic unique_31-->
@@ -4248,9 +4236,9 @@
       <w:pPr>
         <w:pStyle w:val="Heading2"/>
       </w:pPr>
-      <w:bookmarkStart w:id="120" w:name="_Numd19e1837"/>
-      <w:bookmarkStart w:id="121" w:name="_Refd19e1837"/>
-      <w:bookmarkStart w:id="122" w:name="_Tocd19e1837"/>
+      <w:bookmarkStart w:id="120" w:name="_Numd19e1836"/>
+      <w:bookmarkStart w:id="121" w:name="_Refd19e1836"/>
+      <w:bookmarkStart w:id="122" w:name="_Tocd19e1836"/>
       <w:r>
         <w:t/>
       </w:r>
@@ -4269,9 +4257,9 @@
       <w:pPr>
         <w:pStyle w:val="Heading3"/>
       </w:pPr>
-      <w:bookmarkStart w:id="123" w:name="_Numd19e1850"/>
-      <w:bookmarkStart w:id="124" w:name="_Refd19e1850"/>
-      <w:bookmarkStart w:id="125" w:name="_Tocd19e1850"/>
+      <w:bookmarkStart w:id="123" w:name="_Numd19e1849"/>
+      <w:bookmarkStart w:id="124" w:name="_Refd19e1849"/>
+      <w:bookmarkStart w:id="125" w:name="_Tocd19e1849"/>
       <w:r>
         <w:t/>
       </w:r>
@@ -4309,9 +4297,9 @@
       <w:pPr>
         <w:pStyle w:val="Heading3"/>
       </w:pPr>
-      <w:bookmarkStart w:id="126" w:name="_Numd19e1873"/>
-      <w:bookmarkStart w:id="127" w:name="_Refd19e1873"/>
-      <w:bookmarkStart w:id="128" w:name="_Tocd19e1873"/>
+      <w:bookmarkStart w:id="126" w:name="_Numd19e1872"/>
+      <w:bookmarkStart w:id="127" w:name="_Refd19e1872"/>
+      <w:bookmarkStart w:id="128" w:name="_Tocd19e1872"/>
       <w:r>
         <w:t/>
       </w:r>
@@ -4357,11 +4345,11 @@
         <!--depth 1-->
         <w:numPr>
           <w:ilvl w:val="0"/>
-          <w:numId w:val="126"/>
+          <w:numId w:val="127"/>
         </w:numPr>
       </w:pPr>
-      <w:bookmarkStart w:id="130" w:name="_Tocd19e1892"/>
-      <w:bookmarkStart w:id="129" w:name="_Refd19e1892"/>
+      <w:bookmarkStart w:id="130" w:name="_Tocd19e1891"/>
+      <w:bookmarkStart w:id="129" w:name="_Refd19e1891"/>
       <w:r>
         <w:t/>
       </w:r>
@@ -4378,7 +4366,7 @@
         <!--depth 1-->
         <w:numPr>
           <w:ilvl w:val="0"/>
-          <w:numId w:val="126"/>
+          <w:numId w:val="127"/>
         </w:numPr>
       </w:pPr>
       <w:r>
@@ -4406,7 +4394,7 @@
         <!--depth 1-->
         <w:numPr>
           <w:ilvl w:val="0"/>
-          <w:numId w:val="126"/>
+          <w:numId w:val="127"/>
         </w:numPr>
       </w:pPr>
       <w:r>
@@ -4425,7 +4413,7 @@
         <!--depth 1-->
         <w:numPr>
           <w:ilvl w:val="0"/>
-          <w:numId w:val="126"/>
+          <w:numId w:val="127"/>
         </w:numPr>
       </w:pPr>
       <w:r>
@@ -4444,7 +4432,7 @@
         <!--depth 1-->
         <w:numPr>
           <w:ilvl w:val="0"/>
-          <w:numId w:val="126"/>
+          <w:numId w:val="127"/>
         </w:numPr>
       </w:pPr>
       <w:r>
@@ -4464,9 +4452,9 @@
       <w:pPr>
         <w:pStyle w:val="Heading3"/>
       </w:pPr>
-      <w:bookmarkStart w:id="131" w:name="_Numd19e1940"/>
-      <w:bookmarkStart w:id="132" w:name="_Refd19e1940"/>
-      <w:bookmarkStart w:id="133" w:name="_Tocd19e1940"/>
+      <w:bookmarkStart w:id="131" w:name="_Numd19e1939"/>
+      <w:bookmarkStart w:id="132" w:name="_Refd19e1939"/>
+      <w:bookmarkStart w:id="133" w:name="_Tocd19e1939"/>
       <w:r>
         <w:t/>
       </w:r>
@@ -4504,9 +4492,9 @@
       <w:pPr>
         <w:pStyle w:val="Heading3"/>
       </w:pPr>
-      <w:bookmarkStart w:id="134" w:name="_Numd19e1963"/>
-      <w:bookmarkStart w:id="135" w:name="_Refd19e1963"/>
-      <w:bookmarkStart w:id="136" w:name="_Tocd19e1963"/>
+      <w:bookmarkStart w:id="134" w:name="_Numd19e1962"/>
+      <w:bookmarkStart w:id="135" w:name="_Refd19e1962"/>
+      <w:bookmarkStart w:id="136" w:name="_Tocd19e1962"/>
       <w:r>
         <w:t/>
       </w:r>
@@ -4629,9 +4617,9 @@
       <w:pPr>
         <w:pStyle w:val="Heading3"/>
       </w:pPr>
-      <w:bookmarkStart w:id="137" w:name="_Numd19e2010"/>
-      <w:bookmarkStart w:id="138" w:name="_Refd19e2010"/>
-      <w:bookmarkStart w:id="139" w:name="_Tocd19e2010"/>
+      <w:bookmarkStart w:id="137" w:name="_Numd19e2009"/>
+      <w:bookmarkStart w:id="138" w:name="_Refd19e2009"/>
+      <w:bookmarkStart w:id="139" w:name="_Tocd19e2009"/>
       <w:r>
         <w:t/>
       </w:r>
@@ -4651,11 +4639,11 @@
         <!--depth 1-->
         <w:numPr>
           <w:ilvl w:val="0"/>
-          <w:numId w:val="127"/>
+          <w:numId w:val="128"/>
         </w:numPr>
       </w:pPr>
-      <w:bookmarkStart w:id="141" w:name="_Tocd19e2019"/>
-      <w:bookmarkStart w:id="140" w:name="_Refd19e2019"/>
+      <w:bookmarkStart w:id="141" w:name="_Tocd19e2018"/>
+      <w:bookmarkStart w:id="140" w:name="_Refd19e2018"/>
       <w:r>
         <w:t/>
       </w:r>
@@ -4690,11 +4678,11 @@
         <!--depth 2-->
         <w:numPr>
           <w:ilvl w:val="1"/>
-          <w:numId w:val="128"/>
+          <w:numId w:val="129"/>
         </w:numPr>
       </w:pPr>
-      <w:bookmarkStart w:id="143" w:name="_Tocd19e2035"/>
-      <w:bookmarkStart w:id="142" w:name="_Refd19e2035"/>
+      <w:bookmarkStart w:id="143" w:name="_Tocd19e2034"/>
+      <w:bookmarkStart w:id="142" w:name="_Refd19e2034"/>
       <w:r>
         <w:t/>
       </w:r>
@@ -4711,135 +4699,17 @@
         <!--depth 2-->
         <w:numPr>
           <w:ilvl w:val="1"/>
-          <w:numId w:val="128"/>
-        </w:numPr>
-      </w:pPr>
-      <w:r>
-        <w:t/>
-      </w:r>
-      <w:r>
-        <w:t>(2)</w:t>
-      </w:r>
-      <w:r>
-        <w:t xml:space="preserve"> Establishing an ongoing drug-free awareness program to inform its employees about-</w:t>
-      </w:r>
-    </w:p>
-    <w:p xmlns:tce="http://www.TCE.com">
-      <w:pPr>
-        <w:pStyle w:val="ListNumber3"/>
-        <!--depth 3-->
-        <w:numPr>
-          <w:ilvl w:val="2"/>
           <w:numId w:val="129"/>
         </w:numPr>
       </w:pPr>
-      <w:bookmarkStart w:id="145" w:name="_Tocd19e2050"/>
-      <w:bookmarkStart w:id="144" w:name="_Refd19e2050"/>
-      <w:r>
-        <w:t/>
-      </w:r>
-      <w:r>
-        <w:t>(i)</w:t>
-      </w:r>
-      <w:r>
-        <w:t xml:space="preserve"> The dangers of drug abuse in the workplace;</w:t>
-      </w:r>
-    </w:p>
-    <w:p xmlns:tce="http://www.TCE.com">
-      <w:pPr>
-        <w:pStyle w:val="ListNumber3"/>
-        <!--depth 3-->
-        <w:numPr>
-          <w:ilvl w:val="2"/>
-          <w:numId w:val="129"/>
-        </w:numPr>
-      </w:pPr>
-      <w:r>
-        <w:t/>
-      </w:r>
-      <w:r>
-        <w:t>(ii)</w:t>
-      </w:r>
-      <w:r>
-        <w:t xml:space="preserve"> The contractor’s policy of maintaining a drug-free workplace;</w:t>
-      </w:r>
-    </w:p>
-    <w:p xmlns:tce="http://www.TCE.com">
-      <w:pPr>
-        <w:pStyle w:val="ListNumber3"/>
-        <!--depth 3-->
-        <w:numPr>
-          <w:ilvl w:val="2"/>
-          <w:numId w:val="129"/>
-        </w:numPr>
-      </w:pPr>
-      <w:r>
-        <w:t/>
-      </w:r>
-      <w:r>
-        <w:t>(iii)</w:t>
-      </w:r>
-      <w:r>
-        <w:t xml:space="preserve"> Any available drug counseling, rehabilitation, and employee assistance programs; and</w:t>
-      </w:r>
-    </w:p>
-    <w:p xmlns:tce="http://www.TCE.com">
-      <w:pPr>
-        <w:pStyle w:val="ListNumber3"/>
-        <!--depth 3-->
-        <w:numPr>
-          <w:ilvl w:val="2"/>
-          <w:numId w:val="129"/>
-        </w:numPr>
-      </w:pPr>
-      <w:r>
-        <w:t/>
-      </w:r>
-      <w:r>
-        <w:t>(iv)</w:t>
-      </w:r>
-      <w:r>
-        <w:t xml:space="preserve"> The penalties that may be imposed upon employees for drug abuse violations occurring in the workplace;</w:t>
-      </w:r>
-      <w:bookmarkEnd w:id="144"/>
-      <w:bookmarkEnd w:id="145"/>
-    </w:p>
-    <w:p xmlns:tce="http://www.TCE.com">
-      <w:pPr>
-        <w:pStyle w:val="ListNumber2"/>
-        <!--depth 2-->
-        <w:numPr>
-          <w:ilvl w:val="1"/>
-          <w:numId w:val="128"/>
-        </w:numPr>
-      </w:pPr>
-      <w:r>
-        <w:t/>
-      </w:r>
-      <w:r>
-        <w:t>(3)</w:t>
-      </w:r>
-      <w:r>
-        <w:t xml:space="preserve"> Providing all employees engaged in performance of the contract with a copy of the statement required by paragraph (a)(1) of this section;</w:t>
-      </w:r>
-    </w:p>
-    <w:p xmlns:tce="http://www.TCE.com">
-      <w:pPr>
-        <w:pStyle w:val="ListNumber2"/>
-        <!--depth 2-->
-        <w:numPr>
-          <w:ilvl w:val="1"/>
-          <w:numId w:val="128"/>
-        </w:numPr>
-      </w:pPr>
-      <w:r>
-        <w:t/>
-      </w:r>
-      <w:r>
-        <w:t>(4)</w:t>
-      </w:r>
-      <w:r>
-        <w:t xml:space="preserve"> Notifying all employees in writing in the statement required by paragraph (a)(1) of this section, that as a condition of employment on a covered contract, the employee will-</w:t>
+      <w:r>
+        <w:t/>
+      </w:r>
+      <w:r>
+        <w:t>(2)</w:t>
+      </w:r>
+      <w:r>
+        <w:t xml:space="preserve"> Establishing an ongoing drug-free awareness program to inform its employees about-</w:t>
       </w:r>
     </w:p>
     <w:p xmlns:tce="http://www.TCE.com">
@@ -4851,8 +4721,8 @@
           <w:numId w:val="130"/>
         </w:numPr>
       </w:pPr>
-      <w:bookmarkStart w:id="147" w:name="_Tocd19e2094"/>
-      <w:bookmarkStart w:id="146" w:name="_Refd19e2094"/>
+      <w:bookmarkStart w:id="145" w:name="_Tocd19e2049"/>
+      <w:bookmarkStart w:id="144" w:name="_Refd19e2049"/>
       <w:r>
         <w:t/>
       </w:r>
@@ -4860,7 +4730,7 @@
         <w:t>(i)</w:t>
       </w:r>
       <w:r>
-        <w:t xml:space="preserve"> Abide by the terms of the statement; and</w:t>
+        <w:t xml:space="preserve"> The dangers of drug abuse in the workplace;</w:t>
       </w:r>
     </w:p>
     <w:p xmlns:tce="http://www.TCE.com">
@@ -4879,10 +4749,48 @@
         <w:t>(ii)</w:t>
       </w:r>
       <w:r>
-        <w:t xml:space="preserve"> Notify the employer in writing of the employee’s conviction under a criminal drug statute for a violation occurring in the workplace no later than 5 days after such conviction;</w:t>
-      </w:r>
-      <w:bookmarkEnd w:id="146"/>
-      <w:bookmarkEnd w:id="147"/>
+        <w:t xml:space="preserve"> The contractor’s policy of maintaining a drug-free workplace;</w:t>
+      </w:r>
+    </w:p>
+    <w:p xmlns:tce="http://www.TCE.com">
+      <w:pPr>
+        <w:pStyle w:val="ListNumber3"/>
+        <!--depth 3-->
+        <w:numPr>
+          <w:ilvl w:val="2"/>
+          <w:numId w:val="130"/>
+        </w:numPr>
+      </w:pPr>
+      <w:r>
+        <w:t/>
+      </w:r>
+      <w:r>
+        <w:t>(iii)</w:t>
+      </w:r>
+      <w:r>
+        <w:t xml:space="preserve"> Any available drug counseling, rehabilitation, and employee assistance programs; and</w:t>
+      </w:r>
+    </w:p>
+    <w:p xmlns:tce="http://www.TCE.com">
+      <w:pPr>
+        <w:pStyle w:val="ListNumber3"/>
+        <!--depth 3-->
+        <w:numPr>
+          <w:ilvl w:val="2"/>
+          <w:numId w:val="130"/>
+        </w:numPr>
+      </w:pPr>
+      <w:r>
+        <w:t/>
+      </w:r>
+      <w:r>
+        <w:t>(iv)</w:t>
+      </w:r>
+      <w:r>
+        <w:t xml:space="preserve"> The penalties that may be imposed upon employees for drug abuse violations occurring in the workplace;</w:t>
+      </w:r>
+      <w:bookmarkEnd w:id="144"/>
+      <w:bookmarkEnd w:id="145"/>
     </w:p>
     <w:p xmlns:tce="http://www.TCE.com">
       <w:pPr>
@@ -4890,17 +4798,17 @@
         <!--depth 2-->
         <w:numPr>
           <w:ilvl w:val="1"/>
-          <w:numId w:val="128"/>
+          <w:numId w:val="129"/>
         </w:numPr>
       </w:pPr>
       <w:r>
         <w:t/>
       </w:r>
       <w:r>
-        <w:t>(5)</w:t>
-      </w:r>
-      <w:r>
-        <w:t xml:space="preserve"> Notifying the contracting officer in writing within 10 days after receiving notice under subdivision (a)(4)(ii) of this section, from an employee or otherwise receiving actual notice of such conviction. The notice shall include the position title of the employee;</w:t>
+        <w:t>(3)</w:t>
+      </w:r>
+      <w:r>
+        <w:t xml:space="preserve"> Providing all employees engaged in performance of the contract with a copy of the statement required by paragraph (a)(1) of this section;</w:t>
       </w:r>
     </w:p>
     <w:p xmlns:tce="http://www.TCE.com">
@@ -4909,17 +4817,17 @@
         <!--depth 2-->
         <w:numPr>
           <w:ilvl w:val="1"/>
-          <w:numId w:val="128"/>
+          <w:numId w:val="129"/>
         </w:numPr>
       </w:pPr>
       <w:r>
         <w:t/>
       </w:r>
       <w:r>
-        <w:t>(6)</w:t>
-      </w:r>
-      <w:r>
-        <w:t xml:space="preserve"> Within 30 days after receiving notice under paragraph (a)(4) of this section of a conviction, taking one of the following actions with respect to any employee who is convicted of a drug abuse violation occurring in the workplace:</w:t>
+        <w:t>(4)</w:t>
+      </w:r>
+      <w:r>
+        <w:t xml:space="preserve"> Notifying all employees in writing in the statement required by paragraph (a)(1) of this section, that as a condition of employment on a covered contract, the employee will-</w:t>
       </w:r>
     </w:p>
     <w:p xmlns:tce="http://www.TCE.com">
@@ -4931,8 +4839,8 @@
           <w:numId w:val="131"/>
         </w:numPr>
       </w:pPr>
-      <w:bookmarkStart w:id="149" w:name="_Tocd19e2125"/>
-      <w:bookmarkStart w:id="148" w:name="_Refd19e2125"/>
+      <w:bookmarkStart w:id="147" w:name="_Tocd19e2093"/>
+      <w:bookmarkStart w:id="146" w:name="_Refd19e2093"/>
       <w:r>
         <w:t/>
       </w:r>
@@ -4940,7 +4848,7 @@
         <w:t>(i)</w:t>
       </w:r>
       <w:r>
-        <w:t xml:space="preserve"> Taking appropriate personnel action against such employee, up to and including termination.</w:t>
+        <w:t xml:space="preserve"> Abide by the terms of the statement; and</w:t>
       </w:r>
     </w:p>
     <w:p xmlns:tce="http://www.TCE.com">
@@ -4959,10 +4867,10 @@
         <w:t>(ii)</w:t>
       </w:r>
       <w:r>
-        <w:t xml:space="preserve"> Requiring such employee to satisfactorily participate in a drug abuse assistance or rehabilitation program approved for such purposes by a Federal, State, or local health, law enforcement, or other appropriate agency.</w:t>
-      </w:r>
-      <w:bookmarkEnd w:id="148"/>
-      <w:bookmarkEnd w:id="149"/>
+        <w:t xml:space="preserve"> Notify the employer in writing of the employee’s conviction under a criminal drug statute for a violation occurring in the workplace no later than 5 days after such conviction;</w:t>
+      </w:r>
+      <w:bookmarkEnd w:id="146"/>
+      <w:bookmarkEnd w:id="147"/>
     </w:p>
     <w:p xmlns:tce="http://www.TCE.com">
       <w:pPr>
@@ -4970,7 +4878,87 @@
         <!--depth 2-->
         <w:numPr>
           <w:ilvl w:val="1"/>
-          <w:numId w:val="128"/>
+          <w:numId w:val="129"/>
+        </w:numPr>
+      </w:pPr>
+      <w:r>
+        <w:t/>
+      </w:r>
+      <w:r>
+        <w:t>(5)</w:t>
+      </w:r>
+      <w:r>
+        <w:t xml:space="preserve"> Notifying the contracting officer in writing within 10 days after receiving notice under subdivision (a)(4)(ii) of this section, from an employee or otherwise receiving actual notice of such conviction. The notice shall include the position title of the employee;</w:t>
+      </w:r>
+    </w:p>
+    <w:p xmlns:tce="http://www.TCE.com">
+      <w:pPr>
+        <w:pStyle w:val="ListNumber2"/>
+        <!--depth 2-->
+        <w:numPr>
+          <w:ilvl w:val="1"/>
+          <w:numId w:val="129"/>
+        </w:numPr>
+      </w:pPr>
+      <w:r>
+        <w:t/>
+      </w:r>
+      <w:r>
+        <w:t>(6)</w:t>
+      </w:r>
+      <w:r>
+        <w:t xml:space="preserve"> Within 30 days after receiving notice under paragraph (a)(4) of this section of a conviction, taking one of the following actions with respect to any employee who is convicted of a drug abuse violation occurring in the workplace:</w:t>
+      </w:r>
+    </w:p>
+    <w:p xmlns:tce="http://www.TCE.com">
+      <w:pPr>
+        <w:pStyle w:val="ListNumber3"/>
+        <!--depth 3-->
+        <w:numPr>
+          <w:ilvl w:val="2"/>
+          <w:numId w:val="132"/>
+        </w:numPr>
+      </w:pPr>
+      <w:bookmarkStart w:id="149" w:name="_Tocd19e2124"/>
+      <w:bookmarkStart w:id="148" w:name="_Refd19e2124"/>
+      <w:r>
+        <w:t/>
+      </w:r>
+      <w:r>
+        <w:t>(i)</w:t>
+      </w:r>
+      <w:r>
+        <w:t xml:space="preserve"> Taking appropriate personnel action against such employee, up to and including termination.</w:t>
+      </w:r>
+    </w:p>
+    <w:p xmlns:tce="http://www.TCE.com">
+      <w:pPr>
+        <w:pStyle w:val="ListNumber3"/>
+        <!--depth 3-->
+        <w:numPr>
+          <w:ilvl w:val="2"/>
+          <w:numId w:val="132"/>
+        </w:numPr>
+      </w:pPr>
+      <w:r>
+        <w:t/>
+      </w:r>
+      <w:r>
+        <w:t>(ii)</w:t>
+      </w:r>
+      <w:r>
+        <w:t xml:space="preserve"> Requiring such employee to satisfactorily participate in a drug abuse assistance or rehabilitation program approved for such purposes by a Federal, State, or local health, law enforcement, or other appropriate agency.</w:t>
+      </w:r>
+      <w:bookmarkEnd w:id="148"/>
+      <w:bookmarkEnd w:id="149"/>
+    </w:p>
+    <w:p xmlns:tce="http://www.TCE.com">
+      <w:pPr>
+        <w:pStyle w:val="ListNumber2"/>
+        <!--depth 2-->
+        <w:numPr>
+          <w:ilvl w:val="1"/>
+          <w:numId w:val="129"/>
         </w:numPr>
       </w:pPr>
       <w:r>
@@ -4991,7 +4979,7 @@
         <!--depth 1-->
         <w:numPr>
           <w:ilvl w:val="0"/>
-          <w:numId w:val="127"/>
+          <w:numId w:val="128"/>
         </w:numPr>
       </w:pPr>
       <w:r>
@@ -5010,7 +4998,7 @@
         <!--depth 1-->
         <w:numPr>
           <w:ilvl w:val="0"/>
-          <w:numId w:val="127"/>
+          <w:numId w:val="128"/>
         </w:numPr>
       </w:pPr>
       <w:r>
@@ -5030,9 +5018,9 @@
       <w:pPr>
         <w:pStyle w:val="Heading3"/>
       </w:pPr>
-      <w:bookmarkStart w:id="150" w:name="_Numd19e2172"/>
-      <w:bookmarkStart w:id="151" w:name="_Refd19e2172"/>
-      <w:bookmarkStart w:id="152" w:name="_Tocd19e2172"/>
+      <w:bookmarkStart w:id="150" w:name="_Numd19e2171"/>
+      <w:bookmarkStart w:id="151" w:name="_Refd19e2171"/>
+      <w:bookmarkStart w:id="152" w:name="_Tocd19e2171"/>
       <w:r>
         <w:t/>
       </w:r>
@@ -5052,11 +5040,11 @@
         <!--depth 1-->
         <w:numPr>
           <w:ilvl w:val="0"/>
-          <w:numId w:val="132"/>
+          <w:numId w:val="133"/>
         </w:numPr>
       </w:pPr>
-      <w:bookmarkStart w:id="154" w:name="_Tocd19e2181"/>
-      <w:bookmarkStart w:id="153" w:name="_Refd19e2181"/>
+      <w:bookmarkStart w:id="154" w:name="_Tocd19e2180"/>
+      <w:bookmarkStart w:id="153" w:name="_Refd19e2180"/>
       <w:r>
         <w:t/>
       </w:r>
@@ -5082,7 +5070,7 @@
         <!--depth 1-->
         <w:numPr>
           <w:ilvl w:val="0"/>
-          <w:numId w:val="132"/>
+          <w:numId w:val="133"/>
         </w:numPr>
       </w:pPr>
       <w:r>
@@ -5101,7 +5089,7 @@
         <!--depth 1-->
         <w:numPr>
           <w:ilvl w:val="0"/>
-          <w:numId w:val="132"/>
+          <w:numId w:val="133"/>
         </w:numPr>
       </w:pPr>
       <w:r>
@@ -5129,7 +5117,7 @@
         <!--depth 1-->
         <w:numPr>
           <w:ilvl w:val="0"/>
-          <w:numId w:val="132"/>
+          <w:numId w:val="133"/>
         </w:numPr>
       </w:pPr>
       <w:r>
@@ -5148,11 +5136,11 @@
         <!--depth 2-->
         <w:numPr>
           <w:ilvl w:val="1"/>
-          <w:numId w:val="133"/>
+          <w:numId w:val="134"/>
         </w:numPr>
       </w:pPr>
-      <w:bookmarkStart w:id="156" w:name="_Tocd19e2218"/>
-      <w:bookmarkStart w:id="155" w:name="_Refd19e2218"/>
+      <w:bookmarkStart w:id="156" w:name="_Tocd19e2217"/>
+      <w:bookmarkStart w:id="155" w:name="_Refd19e2217"/>
       <w:r>
         <w:t/>
       </w:r>
@@ -5178,7 +5166,7 @@
         <!--depth 2-->
         <w:numPr>
           <w:ilvl w:val="1"/>
-          <w:numId w:val="133"/>
+          <w:numId w:val="134"/>
         </w:numPr>
       </w:pPr>
       <w:r>
@@ -5199,7 +5187,7 @@
         <!--depth 1-->
         <w:numPr>
           <w:ilvl w:val="0"/>
-          <w:numId w:val="132"/>
+          <w:numId w:val="133"/>
         </w:numPr>
       </w:pPr>
       <w:r>
@@ -5228,9 +5216,9 @@
       <w:pPr>
         <w:pStyle w:val="Heading3"/>
       </w:pPr>
-      <w:bookmarkStart w:id="157" w:name="_Numd19e2257"/>
-      <w:bookmarkStart w:id="158" w:name="_Refd19e2257"/>
-      <w:bookmarkStart w:id="159" w:name="_Tocd19e2257"/>
+      <w:bookmarkStart w:id="157" w:name="_Numd19e2256"/>
+      <w:bookmarkStart w:id="158" w:name="_Refd19e2256"/>
+      <w:bookmarkStart w:id="159" w:name="_Tocd19e2256"/>
       <w:r>
         <w:t/>
       </w:r>
@@ -5261,7 +5249,7 @@
         <w:rPr>
           <w:color w:val="0000FF"/>
         </w:rPr>
-        <w:instrText xml:space="preserve"> REF _Numd19e1873 \h </w:instrText>
+        <w:instrText xml:space="preserve"> REF _Numd19e1872 \h </w:instrText>
       </w:r>
       <w:r>
         <w:fldChar w:fldCharType="separate"/>
@@ -5299,9 +5287,9 @@
       <w:pPr>
         <w:pStyle w:val="Heading2"/>
       </w:pPr>
-      <w:bookmarkStart w:id="160" w:name="_Numd19e2285"/>
-      <w:bookmarkStart w:id="161" w:name="_Refd19e2285"/>
-      <w:bookmarkStart w:id="162" w:name="_Tocd19e2285"/>
+      <w:bookmarkStart w:id="160" w:name="_Numd19e2284"/>
+      <w:bookmarkStart w:id="161" w:name="_Refd19e2284"/>
+      <w:bookmarkStart w:id="162" w:name="_Tocd19e2284"/>
       <w:r>
         <w:t/>
       </w:r>
@@ -5320,9 +5308,9 @@
       <w:pPr>
         <w:pStyle w:val="Heading3"/>
       </w:pPr>
-      <w:bookmarkStart w:id="163" w:name="_Numd19e2298"/>
-      <w:bookmarkStart w:id="164" w:name="_Refd19e2298"/>
-      <w:bookmarkStart w:id="165" w:name="_Tocd19e2298"/>
+      <w:bookmarkStart w:id="163" w:name="_Numd19e2297"/>
+      <w:bookmarkStart w:id="164" w:name="_Refd19e2297"/>
+      <w:bookmarkStart w:id="165" w:name="_Tocd19e2297"/>
       <w:r>
         <w:t/>
       </w:r>
@@ -5349,9 +5337,9 @@
       <w:pPr>
         <w:pStyle w:val="Heading3"/>
       </w:pPr>
-      <w:bookmarkStart w:id="166" w:name="_Numd19e2317"/>
-      <w:bookmarkStart w:id="167" w:name="_Refd19e2317"/>
-      <w:bookmarkStart w:id="168" w:name="_Tocd19e2317"/>
+      <w:bookmarkStart w:id="166" w:name="_Numd19e2316"/>
+      <w:bookmarkStart w:id="167" w:name="_Refd19e2316"/>
+      <w:bookmarkStart w:id="168" w:name="_Tocd19e2316"/>
       <w:r>
         <w:t/>
       </w:r>
@@ -5378,9 +5366,9 @@
       <w:pPr>
         <w:pStyle w:val="Heading3"/>
       </w:pPr>
-      <w:bookmarkStart w:id="169" w:name="_Numd19e2335"/>
-      <w:bookmarkStart w:id="170" w:name="_Refd19e2335"/>
-      <w:bookmarkStart w:id="171" w:name="_Tocd19e2335"/>
+      <w:bookmarkStart w:id="169" w:name="_Numd19e2334"/>
+      <w:bookmarkStart w:id="170" w:name="_Refd19e2334"/>
+      <w:bookmarkStart w:id="171" w:name="_Tocd19e2334"/>
       <w:r>
         <w:t/>
       </w:r>
@@ -5425,7 +5413,7 @@
         <!--depth 2-->
         <w:numPr>
           <w:ilvl w:val="1"/>
-          <w:numId w:val="135"/>
+          <w:numId w:val="136"/>
         </w:numPr>
       </w:pPr>
       <w:r>
@@ -5444,7 +5432,7 @@
         <!--depth 2-->
         <w:numPr>
           <w:ilvl w:val="1"/>
-          <w:numId w:val="135"/>
+          <w:numId w:val="136"/>
         </w:numPr>
       </w:pPr>
       <w:r>
@@ -5479,9 +5467,9 @@
       <w:pPr>
         <w:pStyle w:val="Heading3"/>
       </w:pPr>
-      <w:bookmarkStart w:id="172" w:name="_Numd19e2384"/>
-      <w:bookmarkStart w:id="173" w:name="_Refd19e2384"/>
-      <w:bookmarkStart w:id="174" w:name="_Tocd19e2384"/>
+      <w:bookmarkStart w:id="172" w:name="_Numd19e2383"/>
+      <w:bookmarkStart w:id="173" w:name="_Refd19e2383"/>
+      <w:bookmarkStart w:id="174" w:name="_Tocd19e2383"/>
       <w:r>
         <w:t/>
       </w:r>
@@ -5509,11 +5497,11 @@
         <!--depth 1-->
         <w:numPr>
           <w:ilvl w:val="0"/>
-          <w:numId w:val="136"/>
+          <w:numId w:val="137"/>
         </w:numPr>
       </w:pPr>
-      <w:bookmarkStart w:id="176" w:name="_Tocd19e2395"/>
-      <w:bookmarkStart w:id="175" w:name="_Refd19e2395"/>
+      <w:bookmarkStart w:id="176" w:name="_Tocd19e2394"/>
+      <w:bookmarkStart w:id="175" w:name="_Refd19e2394"/>
       <w:r>
         <w:t/>
       </w:r>
@@ -5530,7 +5518,7 @@
         <!--depth 1-->
         <w:numPr>
           <w:ilvl w:val="0"/>
-          <w:numId w:val="136"/>
+          <w:numId w:val="137"/>
         </w:numPr>
       </w:pPr>
       <w:r>
@@ -5550,9 +5538,9 @@
       <w:pPr>
         <w:pStyle w:val="Heading3"/>
       </w:pPr>
-      <w:bookmarkStart w:id="177" w:name="_Numd19e2418"/>
-      <w:bookmarkStart w:id="178" w:name="_Refd19e2418"/>
-      <w:bookmarkStart w:id="179" w:name="_Tocd19e2418"/>
+      <w:bookmarkStart w:id="177" w:name="_Numd19e2417"/>
+      <w:bookmarkStart w:id="178" w:name="_Refd19e2417"/>
+      <w:bookmarkStart w:id="179" w:name="_Tocd19e2417"/>
       <w:r>
         <w:t/>
       </w:r>
@@ -5787,7 +5775,7 @@
         <w:rPr>
           <w:noProof/>
         </w:rPr>
-        <w:t>5302.101   Definitions</w:t>
+        <w:t>Heading 3</w:t>
       </w:r>
     </w:fldSimple>
   </w:p>
@@ -7968,121 +7956,94 @@
   <w:abstractNum w:abstractNumId="122">
     <w:multiLevelType w:val="hybridMultilevel"/>
     <w:lvl w:ilvl="0">
-      <w:start w:val="1"/>
-      <w:numFmt w:val="bullet"/>
-      <w:pStyle xmlns:tce="http://www.TCE.com" xmlns:a="http://schemas.openxmlformats.org/drawingml/2006/main" xmlns:pic="http://schemas.openxmlformats.org/drawingml/2006/picture" xmlns:a14="http://schemas.microsoft.com/office/drawing/2010/main" w:val="ListParagraph"/>
-      <w:lvlText w:val=""/>
+      <w:start w:val="0"/>
+      <w:numFmt w:val="lowerLetter"/>
+      <w:pStyle xmlns:tce="http://www.TCE.com" xmlns:a="http://schemas.openxmlformats.org/drawingml/2006/main" xmlns:pic="http://schemas.openxmlformats.org/drawingml/2006/picture" xmlns:a14="http://schemas.microsoft.com/office/drawing/2010/main" w:val="BodyText"/>
+      <w:lvlText w:val="(%1)"/>
       <w:lvlJc w:val="left"/>
       <w:pPr>
         <w:ind w:left="720" w:hanging="360"/>
       </w:pPr>
-      <w:rPr>
-        <w:rFonts w:ascii="Symbol" w:hAnsi="Symbol" w:hint="default"/>
-      </w:rPr>
-    </w:lvl>
-    <w:lvl w:ilvl="1" w:tentative="1">
-      <w:start w:val="1"/>
-      <w:numFmt w:val="bullet"/>
-      <w:pStyle xmlns:tce="http://www.TCE.com" xmlns:a="http://schemas.openxmlformats.org/drawingml/2006/main" xmlns:pic="http://schemas.openxmlformats.org/drawingml/2006/picture" xmlns:a14="http://schemas.microsoft.com/office/drawing/2010/main" w:val="ListParagraph"/>
-      <w:lvlText w:val="o"/>
+    </w:lvl>
+    <w:lvl w:ilvl="0">
+      <w:start w:val="0"/>
+      <w:numFmt w:val="decimal"/>
+      <w:pStyle xmlns:tce="http://www.TCE.com" xmlns:a="http://schemas.openxmlformats.org/drawingml/2006/main" xmlns:pic="http://schemas.openxmlformats.org/drawingml/2006/picture" xmlns:a14="http://schemas.microsoft.com/office/drawing/2010/main" w:val="BodyText"/>
+      <w:lvlText w:val="(%2)"/>
       <w:lvlJc w:val="left"/>
       <w:pPr>
         <w:ind w:left="1440" w:hanging="360"/>
       </w:pPr>
-      <w:rPr>
-        <w:rFonts w:ascii="Courier New" w:hAnsi="Courier New" w:cs="Courier New" w:hint="default"/>
-      </w:rPr>
-    </w:lvl>
-    <w:lvl w:ilvl="2" w:tentative="1">
-      <w:start w:val="1"/>
-      <w:numFmt w:val="bullet"/>
-      <w:pStyle xmlns:tce="http://www.TCE.com" xmlns:a="http://schemas.openxmlformats.org/drawingml/2006/main" xmlns:pic="http://schemas.openxmlformats.org/drawingml/2006/picture" xmlns:a14="http://schemas.microsoft.com/office/drawing/2010/main" w:val="ListParagraph"/>
-      <w:lvlText w:val=""/>
+    </w:lvl>
+    <w:lvl w:ilvl="0" w:tentative="0">
+      <w:start w:val="0"/>
+      <w:numFmt w:val="lowerRoman"/>
+      <w:pStyle xmlns:tce="http://www.TCE.com" xmlns:a="http://schemas.openxmlformats.org/drawingml/2006/main" xmlns:pic="http://schemas.openxmlformats.org/drawingml/2006/picture" xmlns:a14="http://schemas.microsoft.com/office/drawing/2010/main" w:val="BodyText"/>
+      <w:lvlText w:val="(%3)"/>
       <w:lvlJc w:val="left"/>
       <w:pPr>
         <w:ind w:left="2160" w:hanging="360"/>
       </w:pPr>
-      <w:rPr>
-        <w:rFonts w:ascii="Wingdings" w:hAnsi="Wingdings" w:hint="default"/>
-      </w:rPr>
-    </w:lvl>
-    <w:lvl w:ilvl="3" w:tentative="1">
-      <w:start w:val="1"/>
-      <w:numFmt w:val="bullet"/>
-      <w:pStyle xmlns:tce="http://www.TCE.com" xmlns:a="http://schemas.openxmlformats.org/drawingml/2006/main" xmlns:pic="http://schemas.openxmlformats.org/drawingml/2006/picture" xmlns:a14="http://schemas.microsoft.com/office/drawing/2010/main" w:val="ListParagraph"/>
-      <w:lvlText w:val=""/>
+    </w:lvl>
+    <w:lvl w:ilvl="0" w:tentative="0">
+      <w:start w:val="0"/>
+      <w:numFmt w:val="decimal"/>
+      <w:pStyle xmlns:tce="http://www.TCE.com" xmlns:a="http://schemas.openxmlformats.org/drawingml/2006/main" xmlns:pic="http://schemas.openxmlformats.org/drawingml/2006/picture" xmlns:a14="http://schemas.microsoft.com/office/drawing/2010/main" w:val="BodyText"/>
+      <w:lvlText w:val="%4."/>
       <w:lvlJc w:val="left"/>
       <w:pPr>
         <w:ind w:left="2880" w:hanging="360"/>
       </w:pPr>
-      <w:rPr>
-        <w:rFonts w:ascii="Symbol" w:hAnsi="Symbol" w:hint="default"/>
-      </w:rPr>
-    </w:lvl>
-    <w:lvl w:ilvl="4" w:tentative="1">
-      <w:start w:val="1"/>
-      <w:numFmt w:val="bullet"/>
-      <w:pStyle xmlns:tce="http://www.TCE.com" xmlns:a="http://schemas.openxmlformats.org/drawingml/2006/main" xmlns:pic="http://schemas.openxmlformats.org/drawingml/2006/picture" xmlns:a14="http://schemas.microsoft.com/office/drawing/2010/main" w:val="ListParagraph"/>
-      <w:lvlText w:val="o"/>
+    </w:lvl>
+    <w:lvl w:ilvl="0" w:tentative="0">
+      <w:start w:val="0"/>
+      <w:numFmt w:val="lowerLetter"/>
+      <w:pStyle xmlns:tce="http://www.TCE.com" xmlns:a="http://schemas.openxmlformats.org/drawingml/2006/main" xmlns:pic="http://schemas.openxmlformats.org/drawingml/2006/picture" xmlns:a14="http://schemas.microsoft.com/office/drawing/2010/main" w:val="BodyText"/>
+      <w:lvlText w:val="%5."/>
       <w:lvlJc w:val="left"/>
       <w:pPr>
         <w:ind w:left="3600" w:hanging="360"/>
       </w:pPr>
-      <w:rPr>
-        <w:rFonts w:ascii="Courier New" w:hAnsi="Courier New" w:cs="Courier New" w:hint="default"/>
-      </w:rPr>
-    </w:lvl>
-    <w:lvl w:ilvl="5" w:tentative="1">
-      <w:start w:val="1"/>
-      <w:numFmt w:val="bullet"/>
-      <w:pStyle xmlns:tce="http://www.TCE.com" xmlns:a="http://schemas.openxmlformats.org/drawingml/2006/main" xmlns:pic="http://schemas.openxmlformats.org/drawingml/2006/picture" xmlns:a14="http://schemas.microsoft.com/office/drawing/2010/main" w:val="ListParagraph"/>
-      <w:lvlText w:val=""/>
-      <w:lvlJc w:val="left"/>
-      <w:pPr>
-        <w:ind w:left="4320" w:hanging="360"/>
-      </w:pPr>
-      <w:rPr>
-        <w:rFonts w:ascii="Wingdings" w:hAnsi="Wingdings" w:hint="default"/>
-      </w:rPr>
-    </w:lvl>
-    <w:lvl w:ilvl="6" w:tentative="1">
-      <w:start w:val="1"/>
-      <w:numFmt w:val="bullet"/>
-      <w:pStyle xmlns:tce="http://www.TCE.com" xmlns:a="http://schemas.openxmlformats.org/drawingml/2006/main" xmlns:pic="http://schemas.openxmlformats.org/drawingml/2006/picture" xmlns:a14="http://schemas.microsoft.com/office/drawing/2010/main" w:val="ListParagraph"/>
-      <w:lvlText w:val=""/>
+    </w:lvl>
+    <w:lvl w:ilvl="0" w:tentative="0">
+      <w:start w:val="0"/>
+      <w:numFmt w:val="lowerRoman"/>
+      <w:pStyle xmlns:tce="http://www.TCE.com" xmlns:a="http://schemas.openxmlformats.org/drawingml/2006/main" xmlns:pic="http://schemas.openxmlformats.org/drawingml/2006/picture" xmlns:a14="http://schemas.microsoft.com/office/drawing/2010/main" w:val="BodyText"/>
+      <w:lvlText w:val="%6."/>
+      <w:lvlJc w:val="right"/>
+      <w:pPr>
+        <w:ind w:left="4320" w:hanging="180"/>
+      </w:pPr>
+    </w:lvl>
+    <w:lvl w:ilvl="0" w:tentative="0">
+      <w:start w:val="0"/>
+      <w:numFmt w:val="decimal"/>
+      <w:pStyle xmlns:tce="http://www.TCE.com" xmlns:a="http://schemas.openxmlformats.org/drawingml/2006/main" xmlns:pic="http://schemas.openxmlformats.org/drawingml/2006/picture" xmlns:a14="http://schemas.microsoft.com/office/drawing/2010/main" w:val="BodyText"/>
+      <w:lvlText w:val="%7."/>
       <w:lvlJc w:val="left"/>
       <w:pPr>
         <w:ind w:left="5040" w:hanging="360"/>
       </w:pPr>
-      <w:rPr>
-        <w:rFonts w:ascii="Symbol" w:hAnsi="Symbol" w:hint="default"/>
-      </w:rPr>
-    </w:lvl>
-    <w:lvl w:ilvl="7" w:tentative="1">
-      <w:start w:val="1"/>
-      <w:numFmt w:val="bullet"/>
-      <w:pStyle xmlns:tce="http://www.TCE.com" xmlns:a="http://schemas.openxmlformats.org/drawingml/2006/main" xmlns:pic="http://schemas.openxmlformats.org/drawingml/2006/picture" xmlns:a14="http://schemas.microsoft.com/office/drawing/2010/main" w:val="ListParagraph"/>
-      <w:lvlText w:val="o"/>
+    </w:lvl>
+    <w:lvl w:ilvl="0" w:tentative="0">
+      <w:start w:val="0"/>
+      <w:numFmt w:val="lowerLetter"/>
+      <w:pStyle xmlns:tce="http://www.TCE.com" xmlns:a="http://schemas.openxmlformats.org/drawingml/2006/main" xmlns:pic="http://schemas.openxmlformats.org/drawingml/2006/picture" xmlns:a14="http://schemas.microsoft.com/office/drawing/2010/main" w:val="BodyText"/>
+      <w:lvlText w:val="%8."/>
       <w:lvlJc w:val="left"/>
       <w:pPr>
         <w:ind w:left="5760" w:hanging="360"/>
       </w:pPr>
-      <w:rPr>
-        <w:rFonts w:ascii="Courier New" w:hAnsi="Courier New" w:cs="Courier New" w:hint="default"/>
-      </w:rPr>
-    </w:lvl>
-    <w:lvl w:ilvl="8" w:tentative="1">
-      <w:start w:val="1"/>
-      <w:numFmt w:val="bullet"/>
-      <w:pStyle xmlns:tce="http://www.TCE.com" xmlns:a="http://schemas.openxmlformats.org/drawingml/2006/main" xmlns:pic="http://schemas.openxmlformats.org/drawingml/2006/picture" xmlns:a14="http://schemas.microsoft.com/office/drawing/2010/main" w:val="ListParagraph"/>
-      <w:lvlText w:val=""/>
-      <w:lvlJc w:val="left"/>
-      <w:pPr>
-        <w:ind w:left="6480" w:hanging="360"/>
-      </w:pPr>
-      <w:rPr>
-        <w:rFonts w:ascii="Wingdings" w:hAnsi="Wingdings" w:hint="default"/>
-      </w:rPr>
+    </w:lvl>
+    <w:lvl w:ilvl="0" w:tentative="0">
+      <w:start w:val="0"/>
+      <w:numFmt w:val="lowerRoman"/>
+      <w:pStyle xmlns:tce="http://www.TCE.com" xmlns:a="http://schemas.openxmlformats.org/drawingml/2006/main" xmlns:pic="http://schemas.openxmlformats.org/drawingml/2006/picture" xmlns:a14="http://schemas.microsoft.com/office/drawing/2010/main" w:val="BodyText"/>
+      <w:lvlText w:val="%9."/>
+      <w:lvlJc w:val="right"/>
+      <w:pPr>
+        <w:ind w:left="6480" w:hanging="180"/>
+      </w:pPr>
     </w:lvl>
   </w:abstractNum>
   <w:abstractNum w:abstractNumId="123">
@@ -8090,7 +8051,7 @@
     <w:lvl w:ilvl="0">
       <w:start w:val="0"/>
       <w:numFmt w:val="lowerLetter"/>
-      <w:pStyle xmlns:tce="http://www.TCE.com" xmlns:a="http://schemas.openxmlformats.org/drawingml/2006/main" xmlns:pic="http://schemas.openxmlformats.org/drawingml/2006/picture" xmlns:a14="http://schemas.microsoft.com/office/drawing/2010/main" w:val="BodyText"/>
+      <w:pStyle xmlns:tce="http://www.TCE.com" xmlns:a="http://schemas.openxmlformats.org/drawingml/2006/main" xmlns:pic="http://schemas.openxmlformats.org/drawingml/2006/picture" xmlns:a14="http://schemas.microsoft.com/office/drawing/2010/main" w:val="ListNumber"/>
       <w:lvlText w:val="(%1)"/>
       <w:lvlJc w:val="left"/>
       <w:pPr>
@@ -8100,7 +8061,7 @@
     <w:lvl w:ilvl="0">
       <w:start w:val="0"/>
       <w:numFmt w:val="decimal"/>
-      <w:pStyle xmlns:tce="http://www.TCE.com" xmlns:a="http://schemas.openxmlformats.org/drawingml/2006/main" xmlns:pic="http://schemas.openxmlformats.org/drawingml/2006/picture" xmlns:a14="http://schemas.microsoft.com/office/drawing/2010/main" w:val="BodyText"/>
+      <w:pStyle xmlns:tce="http://www.TCE.com" xmlns:a="http://schemas.openxmlformats.org/drawingml/2006/main" xmlns:pic="http://schemas.openxmlformats.org/drawingml/2006/picture" xmlns:a14="http://schemas.microsoft.com/office/drawing/2010/main" w:val="ListNumber"/>
       <w:lvlText w:val="(%2)"/>
       <w:lvlJc w:val="left"/>
       <w:pPr>
@@ -8110,7 +8071,7 @@
     <w:lvl w:ilvl="0" w:tentative="0">
       <w:start w:val="0"/>
       <w:numFmt w:val="lowerRoman"/>
-      <w:pStyle xmlns:tce="http://www.TCE.com" xmlns:a="http://schemas.openxmlformats.org/drawingml/2006/main" xmlns:pic="http://schemas.openxmlformats.org/drawingml/2006/picture" xmlns:a14="http://schemas.microsoft.com/office/drawing/2010/main" w:val="BodyText"/>
+      <w:pStyle xmlns:tce="http://www.TCE.com" xmlns:a="http://schemas.openxmlformats.org/drawingml/2006/main" xmlns:pic="http://schemas.openxmlformats.org/drawingml/2006/picture" xmlns:a14="http://schemas.microsoft.com/office/drawing/2010/main" w:val="ListNumber"/>
       <w:lvlText w:val="(%3)"/>
       <w:lvlJc w:val="left"/>
       <w:pPr>
@@ -8120,7 +8081,7 @@
     <w:lvl w:ilvl="0" w:tentative="0">
       <w:start w:val="0"/>
       <w:numFmt w:val="decimal"/>
-      <w:pStyle xmlns:tce="http://www.TCE.com" xmlns:a="http://schemas.openxmlformats.org/drawingml/2006/main" xmlns:pic="http://schemas.openxmlformats.org/drawingml/2006/picture" xmlns:a14="http://schemas.microsoft.com/office/drawing/2010/main" w:val="BodyText"/>
+      <w:pStyle xmlns:tce="http://www.TCE.com" xmlns:a="http://schemas.openxmlformats.org/drawingml/2006/main" xmlns:pic="http://schemas.openxmlformats.org/drawingml/2006/picture" xmlns:a14="http://schemas.microsoft.com/office/drawing/2010/main" w:val="ListNumber"/>
       <w:lvlText w:val="%4."/>
       <w:lvlJc w:val="left"/>
       <w:pPr>
@@ -8130,7 +8091,7 @@
     <w:lvl w:ilvl="0" w:tentative="0">
       <w:start w:val="0"/>
       <w:numFmt w:val="lowerLetter"/>
-      <w:pStyle xmlns:tce="http://www.TCE.com" xmlns:a="http://schemas.openxmlformats.org/drawingml/2006/main" xmlns:pic="http://schemas.openxmlformats.org/drawingml/2006/picture" xmlns:a14="http://schemas.microsoft.com/office/drawing/2010/main" w:val="BodyText"/>
+      <w:pStyle xmlns:tce="http://www.TCE.com" xmlns:a="http://schemas.openxmlformats.org/drawingml/2006/main" xmlns:pic="http://schemas.openxmlformats.org/drawingml/2006/picture" xmlns:a14="http://schemas.microsoft.com/office/drawing/2010/main" w:val="ListNumber"/>
       <w:lvlText w:val="%5."/>
       <w:lvlJc w:val="left"/>
       <w:pPr>
@@ -8140,7 +8101,7 @@
     <w:lvl w:ilvl="0" w:tentative="0">
       <w:start w:val="0"/>
       <w:numFmt w:val="lowerRoman"/>
-      <w:pStyle xmlns:tce="http://www.TCE.com" xmlns:a="http://schemas.openxmlformats.org/drawingml/2006/main" xmlns:pic="http://schemas.openxmlformats.org/drawingml/2006/picture" xmlns:a14="http://schemas.microsoft.com/office/drawing/2010/main" w:val="BodyText"/>
+      <w:pStyle xmlns:tce="http://www.TCE.com" xmlns:a="http://schemas.openxmlformats.org/drawingml/2006/main" xmlns:pic="http://schemas.openxmlformats.org/drawingml/2006/picture" xmlns:a14="http://schemas.microsoft.com/office/drawing/2010/main" w:val="ListNumber"/>
       <w:lvlText w:val="%6."/>
       <w:lvlJc w:val="right"/>
       <w:pPr>
@@ -8150,7 +8111,7 @@
     <w:lvl w:ilvl="0" w:tentative="0">
       <w:start w:val="0"/>
       <w:numFmt w:val="decimal"/>
-      <w:pStyle xmlns:tce="http://www.TCE.com" xmlns:a="http://schemas.openxmlformats.org/drawingml/2006/main" xmlns:pic="http://schemas.openxmlformats.org/drawingml/2006/picture" xmlns:a14="http://schemas.microsoft.com/office/drawing/2010/main" w:val="BodyText"/>
+      <w:pStyle xmlns:tce="http://www.TCE.com" xmlns:a="http://schemas.openxmlformats.org/drawingml/2006/main" xmlns:pic="http://schemas.openxmlformats.org/drawingml/2006/picture" xmlns:a14="http://schemas.microsoft.com/office/drawing/2010/main" w:val="ListNumber"/>
       <w:lvlText w:val="%7."/>
       <w:lvlJc w:val="left"/>
       <w:pPr>
@@ -8160,7 +8121,7 @@
     <w:lvl w:ilvl="0" w:tentative="0">
       <w:start w:val="0"/>
       <w:numFmt w:val="lowerLetter"/>
-      <w:pStyle xmlns:tce="http://www.TCE.com" xmlns:a="http://schemas.openxmlformats.org/drawingml/2006/main" xmlns:pic="http://schemas.openxmlformats.org/drawingml/2006/picture" xmlns:a14="http://schemas.microsoft.com/office/drawing/2010/main" w:val="BodyText"/>
+      <w:pStyle xmlns:tce="http://www.TCE.com" xmlns:a="http://schemas.openxmlformats.org/drawingml/2006/main" xmlns:pic="http://schemas.openxmlformats.org/drawingml/2006/picture" xmlns:a14="http://schemas.microsoft.com/office/drawing/2010/main" w:val="ListNumber"/>
       <w:lvlText w:val="%8."/>
       <w:lvlJc w:val="left"/>
       <w:pPr>
@@ -8170,7 +8131,7 @@
     <w:lvl w:ilvl="0" w:tentative="0">
       <w:start w:val="0"/>
       <w:numFmt w:val="lowerRoman"/>
-      <w:pStyle xmlns:tce="http://www.TCE.com" xmlns:a="http://schemas.openxmlformats.org/drawingml/2006/main" xmlns:pic="http://schemas.openxmlformats.org/drawingml/2006/picture" xmlns:a14="http://schemas.microsoft.com/office/drawing/2010/main" w:val="BodyText"/>
+      <w:pStyle xmlns:tce="http://www.TCE.com" xmlns:a="http://schemas.openxmlformats.org/drawingml/2006/main" xmlns:pic="http://schemas.openxmlformats.org/drawingml/2006/picture" xmlns:a14="http://schemas.microsoft.com/office/drawing/2010/main" w:val="ListNumber"/>
       <w:lvlText w:val="%9."/>
       <w:lvlJc w:val="right"/>
       <w:pPr>
@@ -8183,7 +8144,7 @@
     <w:lvl w:ilvl="0">
       <w:start w:val="0"/>
       <w:numFmt w:val="lowerLetter"/>
-      <w:pStyle xmlns:tce="http://www.TCE.com" xmlns:a="http://schemas.openxmlformats.org/drawingml/2006/main" xmlns:pic="http://schemas.openxmlformats.org/drawingml/2006/picture" xmlns:a14="http://schemas.microsoft.com/office/drawing/2010/main" w:val="ListParagraph"/>
+      <w:pStyle xmlns:tce="http://www.TCE.com" xmlns:a="http://schemas.openxmlformats.org/drawingml/2006/main" xmlns:pic="http://schemas.openxmlformats.org/drawingml/2006/picture" xmlns:a14="http://schemas.microsoft.com/office/drawing/2010/main" w:val="BodyText"/>
       <w:lvlText w:val="(%1)"/>
       <w:lvlJc w:val="left"/>
       <w:pPr>
@@ -8193,7 +8154,7 @@
     <w:lvl w:ilvl="0">
       <w:start w:val="0"/>
       <w:numFmt w:val="decimal"/>
-      <w:pStyle xmlns:tce="http://www.TCE.com" xmlns:a="http://schemas.openxmlformats.org/drawingml/2006/main" xmlns:pic="http://schemas.openxmlformats.org/drawingml/2006/picture" xmlns:a14="http://schemas.microsoft.com/office/drawing/2010/main" w:val="ListParagraph"/>
+      <w:pStyle xmlns:tce="http://www.TCE.com" xmlns:a="http://schemas.openxmlformats.org/drawingml/2006/main" xmlns:pic="http://schemas.openxmlformats.org/drawingml/2006/picture" xmlns:a14="http://schemas.microsoft.com/office/drawing/2010/main" w:val="BodyText"/>
       <w:lvlText w:val="(%2)"/>
       <w:lvlJc w:val="left"/>
       <w:pPr>
@@ -8203,7 +8164,7 @@
     <w:lvl w:ilvl="0" w:tentative="0">
       <w:start w:val="0"/>
       <w:numFmt w:val="lowerRoman"/>
-      <w:pStyle xmlns:tce="http://www.TCE.com" xmlns:a="http://schemas.openxmlformats.org/drawingml/2006/main" xmlns:pic="http://schemas.openxmlformats.org/drawingml/2006/picture" xmlns:a14="http://schemas.microsoft.com/office/drawing/2010/main" w:val="ListParagraph"/>
+      <w:pStyle xmlns:tce="http://www.TCE.com" xmlns:a="http://schemas.openxmlformats.org/drawingml/2006/main" xmlns:pic="http://schemas.openxmlformats.org/drawingml/2006/picture" xmlns:a14="http://schemas.microsoft.com/office/drawing/2010/main" w:val="BodyText"/>
       <w:lvlText w:val="(%3)"/>
       <w:lvlJc w:val="left"/>
       <w:pPr>
@@ -8213,7 +8174,7 @@
     <w:lvl w:ilvl="0" w:tentative="0">
       <w:start w:val="0"/>
       <w:numFmt w:val="decimal"/>
-      <w:pStyle xmlns:tce="http://www.TCE.com" xmlns:a="http://schemas.openxmlformats.org/drawingml/2006/main" xmlns:pic="http://schemas.openxmlformats.org/drawingml/2006/picture" xmlns:a14="http://schemas.microsoft.com/office/drawing/2010/main" w:val="ListParagraph"/>
+      <w:pStyle xmlns:tce="http://www.TCE.com" xmlns:a="http://schemas.openxmlformats.org/drawingml/2006/main" xmlns:pic="http://schemas.openxmlformats.org/drawingml/2006/picture" xmlns:a14="http://schemas.microsoft.com/office/drawing/2010/main" w:val="BodyText"/>
       <w:lvlText w:val="%4."/>
       <w:lvlJc w:val="left"/>
       <w:pPr>
@@ -8223,7 +8184,7 @@
     <w:lvl w:ilvl="0" w:tentative="0">
       <w:start w:val="0"/>
       <w:numFmt w:val="lowerLetter"/>
-      <w:pStyle xmlns:tce="http://www.TCE.com" xmlns:a="http://schemas.openxmlformats.org/drawingml/2006/main" xmlns:pic="http://schemas.openxmlformats.org/drawingml/2006/picture" xmlns:a14="http://schemas.microsoft.com/office/drawing/2010/main" w:val="ListParagraph"/>
+      <w:pStyle xmlns:tce="http://www.TCE.com" xmlns:a="http://schemas.openxmlformats.org/drawingml/2006/main" xmlns:pic="http://schemas.openxmlformats.org/drawingml/2006/picture" xmlns:a14="http://schemas.microsoft.com/office/drawing/2010/main" w:val="BodyText"/>
       <w:lvlText w:val="%5."/>
       <w:lvlJc w:val="left"/>
       <w:pPr>
@@ -8233,7 +8194,7 @@
     <w:lvl w:ilvl="0" w:tentative="0">
       <w:start w:val="0"/>
       <w:numFmt w:val="lowerRoman"/>
-      <w:pStyle xmlns:tce="http://www.TCE.com" xmlns:a="http://schemas.openxmlformats.org/drawingml/2006/main" xmlns:pic="http://schemas.openxmlformats.org/drawingml/2006/picture" xmlns:a14="http://schemas.microsoft.com/office/drawing/2010/main" w:val="ListParagraph"/>
+      <w:pStyle xmlns:tce="http://www.TCE.com" xmlns:a="http://schemas.openxmlformats.org/drawingml/2006/main" xmlns:pic="http://schemas.openxmlformats.org/drawingml/2006/picture" xmlns:a14="http://schemas.microsoft.com/office/drawing/2010/main" w:val="BodyText"/>
       <w:lvlText w:val="%6."/>
       <w:lvlJc w:val="right"/>
       <w:pPr>
@@ -8243,7 +8204,7 @@
     <w:lvl w:ilvl="0" w:tentative="0">
       <w:start w:val="0"/>
       <w:numFmt w:val="decimal"/>
-      <w:pStyle xmlns:tce="http://www.TCE.com" xmlns:a="http://schemas.openxmlformats.org/drawingml/2006/main" xmlns:pic="http://schemas.openxmlformats.org/drawingml/2006/picture" xmlns:a14="http://schemas.microsoft.com/office/drawing/2010/main" w:val="ListParagraph"/>
+      <w:pStyle xmlns:tce="http://www.TCE.com" xmlns:a="http://schemas.openxmlformats.org/drawingml/2006/main" xmlns:pic="http://schemas.openxmlformats.org/drawingml/2006/picture" xmlns:a14="http://schemas.microsoft.com/office/drawing/2010/main" w:val="BodyText"/>
       <w:lvlText w:val="%7."/>
       <w:lvlJc w:val="left"/>
       <w:pPr>
@@ -8253,7 +8214,7 @@
     <w:lvl w:ilvl="0" w:tentative="0">
       <w:start w:val="0"/>
       <w:numFmt w:val="lowerLetter"/>
-      <w:pStyle xmlns:tce="http://www.TCE.com" xmlns:a="http://schemas.openxmlformats.org/drawingml/2006/main" xmlns:pic="http://schemas.openxmlformats.org/drawingml/2006/picture" xmlns:a14="http://schemas.microsoft.com/office/drawing/2010/main" w:val="ListParagraph"/>
+      <w:pStyle xmlns:tce="http://www.TCE.com" xmlns:a="http://schemas.openxmlformats.org/drawingml/2006/main" xmlns:pic="http://schemas.openxmlformats.org/drawingml/2006/picture" xmlns:a14="http://schemas.microsoft.com/office/drawing/2010/main" w:val="BodyText"/>
       <w:lvlText w:val="%8."/>
       <w:lvlJc w:val="left"/>
       <w:pPr>
@@ -8263,7 +8224,7 @@
     <w:lvl w:ilvl="0" w:tentative="0">
       <w:start w:val="0"/>
       <w:numFmt w:val="lowerRoman"/>
-      <w:pStyle xmlns:tce="http://www.TCE.com" xmlns:a="http://schemas.openxmlformats.org/drawingml/2006/main" xmlns:pic="http://schemas.openxmlformats.org/drawingml/2006/picture" xmlns:a14="http://schemas.microsoft.com/office/drawing/2010/main" w:val="ListParagraph"/>
+      <w:pStyle xmlns:tce="http://www.TCE.com" xmlns:a="http://schemas.openxmlformats.org/drawingml/2006/main" xmlns:pic="http://schemas.openxmlformats.org/drawingml/2006/picture" xmlns:a14="http://schemas.microsoft.com/office/drawing/2010/main" w:val="BodyText"/>
       <w:lvlText w:val="%9."/>
       <w:lvlJc w:val="right"/>
       <w:pPr>
@@ -8369,7 +8330,7 @@
     <w:lvl w:ilvl="0">
       <w:start w:val="0"/>
       <w:numFmt w:val="lowerLetter"/>
-      <w:pStyle xmlns:tce="http://www.TCE.com" xmlns:a="http://schemas.openxmlformats.org/drawingml/2006/main" xmlns:pic="http://schemas.openxmlformats.org/drawingml/2006/picture" xmlns:a14="http://schemas.microsoft.com/office/drawing/2010/main" w:val="BodyText"/>
+      <w:pStyle xmlns:tce="http://www.TCE.com" xmlns:a="http://schemas.openxmlformats.org/drawingml/2006/main" xmlns:pic="http://schemas.openxmlformats.org/drawingml/2006/picture" xmlns:a14="http://schemas.microsoft.com/office/drawing/2010/main" w:val="ListParagraph"/>
       <w:lvlText w:val="(%1)"/>
       <w:lvlJc w:val="left"/>
       <w:pPr>
@@ -8379,7 +8340,7 @@
     <w:lvl w:ilvl="0">
       <w:start w:val="0"/>
       <w:numFmt w:val="decimal"/>
-      <w:pStyle xmlns:tce="http://www.TCE.com" xmlns:a="http://schemas.openxmlformats.org/drawingml/2006/main" xmlns:pic="http://schemas.openxmlformats.org/drawingml/2006/picture" xmlns:a14="http://schemas.microsoft.com/office/drawing/2010/main" w:val="BodyText"/>
+      <w:pStyle xmlns:tce="http://www.TCE.com" xmlns:a="http://schemas.openxmlformats.org/drawingml/2006/main" xmlns:pic="http://schemas.openxmlformats.org/drawingml/2006/picture" xmlns:a14="http://schemas.microsoft.com/office/drawing/2010/main" w:val="ListParagraph"/>
       <w:lvlText w:val="(%2)"/>
       <w:lvlJc w:val="left"/>
       <w:pPr>
@@ -8389,7 +8350,7 @@
     <w:lvl w:ilvl="0" w:tentative="0">
       <w:start w:val="0"/>
       <w:numFmt w:val="lowerRoman"/>
-      <w:pStyle xmlns:tce="http://www.TCE.com" xmlns:a="http://schemas.openxmlformats.org/drawingml/2006/main" xmlns:pic="http://schemas.openxmlformats.org/drawingml/2006/picture" xmlns:a14="http://schemas.microsoft.com/office/drawing/2010/main" w:val="BodyText"/>
+      <w:pStyle xmlns:tce="http://www.TCE.com" xmlns:a="http://schemas.openxmlformats.org/drawingml/2006/main" xmlns:pic="http://schemas.openxmlformats.org/drawingml/2006/picture" xmlns:a14="http://schemas.microsoft.com/office/drawing/2010/main" w:val="ListParagraph"/>
       <w:lvlText w:val="(%3)"/>
       <w:lvlJc w:val="left"/>
       <w:pPr>
@@ -8399,7 +8360,7 @@
     <w:lvl w:ilvl="0" w:tentative="0">
       <w:start w:val="0"/>
       <w:numFmt w:val="decimal"/>
-      <w:pStyle xmlns:tce="http://www.TCE.com" xmlns:a="http://schemas.openxmlformats.org/drawingml/2006/main" xmlns:pic="http://schemas.openxmlformats.org/drawingml/2006/picture" xmlns:a14="http://schemas.microsoft.com/office/drawing/2010/main" w:val="BodyText"/>
+      <w:pStyle xmlns:tce="http://www.TCE.com" xmlns:a="http://schemas.openxmlformats.org/drawingml/2006/main" xmlns:pic="http://schemas.openxmlformats.org/drawingml/2006/picture" xmlns:a14="http://schemas.microsoft.com/office/drawing/2010/main" w:val="ListParagraph"/>
       <w:lvlText w:val="%4."/>
       <w:lvlJc w:val="left"/>
       <w:pPr>
@@ -8409,7 +8370,7 @@
     <w:lvl w:ilvl="0" w:tentative="0">
       <w:start w:val="0"/>
       <w:numFmt w:val="lowerLetter"/>
-      <w:pStyle xmlns:tce="http://www.TCE.com" xmlns:a="http://schemas.openxmlformats.org/drawingml/2006/main" xmlns:pic="http://schemas.openxmlformats.org/drawingml/2006/picture" xmlns:a14="http://schemas.microsoft.com/office/drawing/2010/main" w:val="BodyText"/>
+      <w:pStyle xmlns:tce="http://www.TCE.com" xmlns:a="http://schemas.openxmlformats.org/drawingml/2006/main" xmlns:pic="http://schemas.openxmlformats.org/drawingml/2006/picture" xmlns:a14="http://schemas.microsoft.com/office/drawing/2010/main" w:val="ListParagraph"/>
       <w:lvlText w:val="%5."/>
       <w:lvlJc w:val="left"/>
       <w:pPr>
@@ -8419,7 +8380,7 @@
     <w:lvl w:ilvl="0" w:tentative="0">
       <w:start w:val="0"/>
       <w:numFmt w:val="lowerRoman"/>
-      <w:pStyle xmlns:tce="http://www.TCE.com" xmlns:a="http://schemas.openxmlformats.org/drawingml/2006/main" xmlns:pic="http://schemas.openxmlformats.org/drawingml/2006/picture" xmlns:a14="http://schemas.microsoft.com/office/drawing/2010/main" w:val="BodyText"/>
+      <w:pStyle xmlns:tce="http://www.TCE.com" xmlns:a="http://schemas.openxmlformats.org/drawingml/2006/main" xmlns:pic="http://schemas.openxmlformats.org/drawingml/2006/picture" xmlns:a14="http://schemas.microsoft.com/office/drawing/2010/main" w:val="ListParagraph"/>
       <w:lvlText w:val="%6."/>
       <w:lvlJc w:val="right"/>
       <w:pPr>
@@ -8429,7 +8390,7 @@
     <w:lvl w:ilvl="0" w:tentative="0">
       <w:start w:val="0"/>
       <w:numFmt w:val="decimal"/>
-      <w:pStyle xmlns:tce="http://www.TCE.com" xmlns:a="http://schemas.openxmlformats.org/drawingml/2006/main" xmlns:pic="http://schemas.openxmlformats.org/drawingml/2006/picture" xmlns:a14="http://schemas.microsoft.com/office/drawing/2010/main" w:val="BodyText"/>
+      <w:pStyle xmlns:tce="http://www.TCE.com" xmlns:a="http://schemas.openxmlformats.org/drawingml/2006/main" xmlns:pic="http://schemas.openxmlformats.org/drawingml/2006/picture" xmlns:a14="http://schemas.microsoft.com/office/drawing/2010/main" w:val="ListParagraph"/>
       <w:lvlText w:val="%7."/>
       <w:lvlJc w:val="left"/>
       <w:pPr>
@@ -8439,7 +8400,7 @@
     <w:lvl w:ilvl="0" w:tentative="0">
       <w:start w:val="0"/>
       <w:numFmt w:val="lowerLetter"/>
-      <w:pStyle xmlns:tce="http://www.TCE.com" xmlns:a="http://schemas.openxmlformats.org/drawingml/2006/main" xmlns:pic="http://schemas.openxmlformats.org/drawingml/2006/picture" xmlns:a14="http://schemas.microsoft.com/office/drawing/2010/main" w:val="BodyText"/>
+      <w:pStyle xmlns:tce="http://www.TCE.com" xmlns:a="http://schemas.openxmlformats.org/drawingml/2006/main" xmlns:pic="http://schemas.openxmlformats.org/drawingml/2006/picture" xmlns:a14="http://schemas.microsoft.com/office/drawing/2010/main" w:val="ListParagraph"/>
       <w:lvlText w:val="%8."/>
       <w:lvlJc w:val="left"/>
       <w:pPr>
@@ -8449,7 +8410,7 @@
     <w:lvl w:ilvl="0" w:tentative="0">
       <w:start w:val="0"/>
       <w:numFmt w:val="lowerRoman"/>
-      <w:pStyle xmlns:tce="http://www.TCE.com" xmlns:a="http://schemas.openxmlformats.org/drawingml/2006/main" xmlns:pic="http://schemas.openxmlformats.org/drawingml/2006/picture" xmlns:a14="http://schemas.microsoft.com/office/drawing/2010/main" w:val="BodyText"/>
+      <w:pStyle xmlns:tce="http://www.TCE.com" xmlns:a="http://schemas.openxmlformats.org/drawingml/2006/main" xmlns:pic="http://schemas.openxmlformats.org/drawingml/2006/picture" xmlns:a14="http://schemas.microsoft.com/office/drawing/2010/main" w:val="ListParagraph"/>
       <w:lvlText w:val="%9."/>
       <w:lvlJc w:val="right"/>
       <w:pPr>
@@ -8555,7 +8516,7 @@
     <w:lvl w:ilvl="0">
       <w:start w:val="0"/>
       <w:numFmt w:val="lowerLetter"/>
-      <w:pStyle xmlns:tce="http://www.TCE.com" xmlns:a="http://schemas.openxmlformats.org/drawingml/2006/main" xmlns:pic="http://schemas.openxmlformats.org/drawingml/2006/picture" xmlns:a14="http://schemas.microsoft.com/office/drawing/2010/main" w:val="ListParagraph"/>
+      <w:pStyle xmlns:tce="http://www.TCE.com" xmlns:a="http://schemas.openxmlformats.org/drawingml/2006/main" xmlns:pic="http://schemas.openxmlformats.org/drawingml/2006/picture" xmlns:a14="http://schemas.microsoft.com/office/drawing/2010/main" w:val="BodyText"/>
       <w:lvlText w:val="(%1)"/>
       <w:lvlJc w:val="left"/>
       <w:pPr>
@@ -8565,7 +8526,7 @@
     <w:lvl w:ilvl="0">
       <w:start w:val="0"/>
       <w:numFmt w:val="decimal"/>
-      <w:pStyle xmlns:tce="http://www.TCE.com" xmlns:a="http://schemas.openxmlformats.org/drawingml/2006/main" xmlns:pic="http://schemas.openxmlformats.org/drawingml/2006/picture" xmlns:a14="http://schemas.microsoft.com/office/drawing/2010/main" w:val="ListParagraph"/>
+      <w:pStyle xmlns:tce="http://www.TCE.com" xmlns:a="http://schemas.openxmlformats.org/drawingml/2006/main" xmlns:pic="http://schemas.openxmlformats.org/drawingml/2006/picture" xmlns:a14="http://schemas.microsoft.com/office/drawing/2010/main" w:val="BodyText"/>
       <w:lvlText w:val="(%2)"/>
       <w:lvlJc w:val="left"/>
       <w:pPr>
@@ -8575,7 +8536,7 @@
     <w:lvl w:ilvl="0" w:tentative="0">
       <w:start w:val="0"/>
       <w:numFmt w:val="lowerRoman"/>
-      <w:pStyle xmlns:tce="http://www.TCE.com" xmlns:a="http://schemas.openxmlformats.org/drawingml/2006/main" xmlns:pic="http://schemas.openxmlformats.org/drawingml/2006/picture" xmlns:a14="http://schemas.microsoft.com/office/drawing/2010/main" w:val="ListParagraph"/>
+      <w:pStyle xmlns:tce="http://www.TCE.com" xmlns:a="http://schemas.openxmlformats.org/drawingml/2006/main" xmlns:pic="http://schemas.openxmlformats.org/drawingml/2006/picture" xmlns:a14="http://schemas.microsoft.com/office/drawing/2010/main" w:val="BodyText"/>
       <w:lvlText w:val="(%3)"/>
       <w:lvlJc w:val="left"/>
       <w:pPr>
@@ -8585,7 +8546,7 @@
     <w:lvl w:ilvl="0" w:tentative="0">
       <w:start w:val="0"/>
       <w:numFmt w:val="decimal"/>
-      <w:pStyle xmlns:tce="http://www.TCE.com" xmlns:a="http://schemas.openxmlformats.org/drawingml/2006/main" xmlns:pic="http://schemas.openxmlformats.org/drawingml/2006/picture" xmlns:a14="http://schemas.microsoft.com/office/drawing/2010/main" w:val="ListParagraph"/>
+      <w:pStyle xmlns:tce="http://www.TCE.com" xmlns:a="http://schemas.openxmlformats.org/drawingml/2006/main" xmlns:pic="http://schemas.openxmlformats.org/drawingml/2006/picture" xmlns:a14="http://schemas.microsoft.com/office/drawing/2010/main" w:val="BodyText"/>
       <w:lvlText w:val="%4."/>
       <w:lvlJc w:val="left"/>
       <w:pPr>
@@ -8595,7 +8556,7 @@
     <w:lvl w:ilvl="0" w:tentative="0">
       <w:start w:val="0"/>
       <w:numFmt w:val="lowerLetter"/>
-      <w:pStyle xmlns:tce="http://www.TCE.com" xmlns:a="http://schemas.openxmlformats.org/drawingml/2006/main" xmlns:pic="http://schemas.openxmlformats.org/drawingml/2006/picture" xmlns:a14="http://schemas.microsoft.com/office/drawing/2010/main" w:val="ListParagraph"/>
+      <w:pStyle xmlns:tce="http://www.TCE.com" xmlns:a="http://schemas.openxmlformats.org/drawingml/2006/main" xmlns:pic="http://schemas.openxmlformats.org/drawingml/2006/picture" xmlns:a14="http://schemas.microsoft.com/office/drawing/2010/main" w:val="BodyText"/>
       <w:lvlText w:val="%5."/>
       <w:lvlJc w:val="left"/>
       <w:pPr>
@@ -8605,7 +8566,7 @@
     <w:lvl w:ilvl="0" w:tentative="0">
       <w:start w:val="0"/>
       <w:numFmt w:val="lowerRoman"/>
-      <w:pStyle xmlns:tce="http://www.TCE.com" xmlns:a="http://schemas.openxmlformats.org/drawingml/2006/main" xmlns:pic="http://schemas.openxmlformats.org/drawingml/2006/picture" xmlns:a14="http://schemas.microsoft.com/office/drawing/2010/main" w:val="ListParagraph"/>
+      <w:pStyle xmlns:tce="http://www.TCE.com" xmlns:a="http://schemas.openxmlformats.org/drawingml/2006/main" xmlns:pic="http://schemas.openxmlformats.org/drawingml/2006/picture" xmlns:a14="http://schemas.microsoft.com/office/drawing/2010/main" w:val="BodyText"/>
       <w:lvlText w:val="%6."/>
       <w:lvlJc w:val="right"/>
       <w:pPr>
@@ -8615,7 +8576,7 @@
     <w:lvl w:ilvl="0" w:tentative="0">
       <w:start w:val="0"/>
       <w:numFmt w:val="decimal"/>
-      <w:pStyle xmlns:tce="http://www.TCE.com" xmlns:a="http://schemas.openxmlformats.org/drawingml/2006/main" xmlns:pic="http://schemas.openxmlformats.org/drawingml/2006/picture" xmlns:a14="http://schemas.microsoft.com/office/drawing/2010/main" w:val="ListParagraph"/>
+      <w:pStyle xmlns:tce="http://www.TCE.com" xmlns:a="http://schemas.openxmlformats.org/drawingml/2006/main" xmlns:pic="http://schemas.openxmlformats.org/drawingml/2006/picture" xmlns:a14="http://schemas.microsoft.com/office/drawing/2010/main" w:val="BodyText"/>
       <w:lvlText w:val="%7."/>
       <w:lvlJc w:val="left"/>
       <w:pPr>
@@ -8625,7 +8586,7 @@
     <w:lvl w:ilvl="0" w:tentative="0">
       <w:start w:val="0"/>
       <w:numFmt w:val="lowerLetter"/>
-      <w:pStyle xmlns:tce="http://www.TCE.com" xmlns:a="http://schemas.openxmlformats.org/drawingml/2006/main" xmlns:pic="http://schemas.openxmlformats.org/drawingml/2006/picture" xmlns:a14="http://schemas.microsoft.com/office/drawing/2010/main" w:val="ListParagraph"/>
+      <w:pStyle xmlns:tce="http://www.TCE.com" xmlns:a="http://schemas.openxmlformats.org/drawingml/2006/main" xmlns:pic="http://schemas.openxmlformats.org/drawingml/2006/picture" xmlns:a14="http://schemas.microsoft.com/office/drawing/2010/main" w:val="BodyText"/>
       <w:lvlText w:val="%8."/>
       <w:lvlJc w:val="left"/>
       <w:pPr>
@@ -8635,7 +8596,7 @@
     <w:lvl w:ilvl="0" w:tentative="0">
       <w:start w:val="0"/>
       <w:numFmt w:val="lowerRoman"/>
-      <w:pStyle xmlns:tce="http://www.TCE.com" xmlns:a="http://schemas.openxmlformats.org/drawingml/2006/main" xmlns:pic="http://schemas.openxmlformats.org/drawingml/2006/picture" xmlns:a14="http://schemas.microsoft.com/office/drawing/2010/main" w:val="ListParagraph"/>
+      <w:pStyle xmlns:tce="http://www.TCE.com" xmlns:a="http://schemas.openxmlformats.org/drawingml/2006/main" xmlns:pic="http://schemas.openxmlformats.org/drawingml/2006/picture" xmlns:a14="http://schemas.microsoft.com/office/drawing/2010/main" w:val="BodyText"/>
       <w:lvlText w:val="%9."/>
       <w:lvlJc w:val="right"/>
       <w:pPr>
@@ -8927,7 +8888,7 @@
     <w:lvl w:ilvl="0">
       <w:start w:val="0"/>
       <w:numFmt w:val="lowerLetter"/>
-      <w:pStyle xmlns:tce="http://www.TCE.com" xmlns:a="http://schemas.openxmlformats.org/drawingml/2006/main" xmlns:pic="http://schemas.openxmlformats.org/drawingml/2006/picture" xmlns:a14="http://schemas.microsoft.com/office/drawing/2010/main" w:val="BodyText"/>
+      <w:pStyle xmlns:tce="http://www.TCE.com" xmlns:a="http://schemas.openxmlformats.org/drawingml/2006/main" xmlns:pic="http://schemas.openxmlformats.org/drawingml/2006/picture" xmlns:a14="http://schemas.microsoft.com/office/drawing/2010/main" w:val="ListParagraph"/>
       <w:lvlText w:val="(%1)"/>
       <w:lvlJc w:val="left"/>
       <w:pPr>
@@ -8937,7 +8898,7 @@
     <w:lvl w:ilvl="0">
       <w:start w:val="0"/>
       <w:numFmt w:val="decimal"/>
-      <w:pStyle xmlns:tce="http://www.TCE.com" xmlns:a="http://schemas.openxmlformats.org/drawingml/2006/main" xmlns:pic="http://schemas.openxmlformats.org/drawingml/2006/picture" xmlns:a14="http://schemas.microsoft.com/office/drawing/2010/main" w:val="BodyText"/>
+      <w:pStyle xmlns:tce="http://www.TCE.com" xmlns:a="http://schemas.openxmlformats.org/drawingml/2006/main" xmlns:pic="http://schemas.openxmlformats.org/drawingml/2006/picture" xmlns:a14="http://schemas.microsoft.com/office/drawing/2010/main" w:val="ListParagraph"/>
       <w:lvlText w:val="(%2)"/>
       <w:lvlJc w:val="left"/>
       <w:pPr>
@@ -8947,7 +8908,7 @@
     <w:lvl w:ilvl="0" w:tentative="0">
       <w:start w:val="0"/>
       <w:numFmt w:val="lowerRoman"/>
-      <w:pStyle xmlns:tce="http://www.TCE.com" xmlns:a="http://schemas.openxmlformats.org/drawingml/2006/main" xmlns:pic="http://schemas.openxmlformats.org/drawingml/2006/picture" xmlns:a14="http://schemas.microsoft.com/office/drawing/2010/main" w:val="BodyText"/>
+      <w:pStyle xmlns:tce="http://www.TCE.com" xmlns:a="http://schemas.openxmlformats.org/drawingml/2006/main" xmlns:pic="http://schemas.openxmlformats.org/drawingml/2006/picture" xmlns:a14="http://schemas.microsoft.com/office/drawing/2010/main" w:val="ListParagraph"/>
       <w:lvlText w:val="(%3)"/>
       <w:lvlJc w:val="left"/>
       <w:pPr>
@@ -8957,7 +8918,7 @@
     <w:lvl w:ilvl="0" w:tentative="0">
       <w:start w:val="0"/>
       <w:numFmt w:val="decimal"/>
-      <w:pStyle xmlns:tce="http://www.TCE.com" xmlns:a="http://schemas.openxmlformats.org/drawingml/2006/main" xmlns:pic="http://schemas.openxmlformats.org/drawingml/2006/picture" xmlns:a14="http://schemas.microsoft.com/office/drawing/2010/main" w:val="BodyText"/>
+      <w:pStyle xmlns:tce="http://www.TCE.com" xmlns:a="http://schemas.openxmlformats.org/drawingml/2006/main" xmlns:pic="http://schemas.openxmlformats.org/drawingml/2006/picture" xmlns:a14="http://schemas.microsoft.com/office/drawing/2010/main" w:val="ListParagraph"/>
       <w:lvlText w:val="%4."/>
       <w:lvlJc w:val="left"/>
       <w:pPr>
@@ -8967,7 +8928,7 @@
     <w:lvl w:ilvl="0" w:tentative="0">
       <w:start w:val="0"/>
       <w:numFmt w:val="lowerLetter"/>
-      <w:pStyle xmlns:tce="http://www.TCE.com" xmlns:a="http://schemas.openxmlformats.org/drawingml/2006/main" xmlns:pic="http://schemas.openxmlformats.org/drawingml/2006/picture" xmlns:a14="http://schemas.microsoft.com/office/drawing/2010/main" w:val="BodyText"/>
+      <w:pStyle xmlns:tce="http://www.TCE.com" xmlns:a="http://schemas.openxmlformats.org/drawingml/2006/main" xmlns:pic="http://schemas.openxmlformats.org/drawingml/2006/picture" xmlns:a14="http://schemas.microsoft.com/office/drawing/2010/main" w:val="ListParagraph"/>
       <w:lvlText w:val="%5."/>
       <w:lvlJc w:val="left"/>
       <w:pPr>
@@ -8977,7 +8938,7 @@
     <w:lvl w:ilvl="0" w:tentative="0">
       <w:start w:val="0"/>
       <w:numFmt w:val="lowerRoman"/>
-      <w:pStyle xmlns:tce="http://www.TCE.com" xmlns:a="http://schemas.openxmlformats.org/drawingml/2006/main" xmlns:pic="http://schemas.openxmlformats.org/drawingml/2006/picture" xmlns:a14="http://schemas.microsoft.com/office/drawing/2010/main" w:val="BodyText"/>
+      <w:pStyle xmlns:tce="http://www.TCE.com" xmlns:a="http://schemas.openxmlformats.org/drawingml/2006/main" xmlns:pic="http://schemas.openxmlformats.org/drawingml/2006/picture" xmlns:a14="http://schemas.microsoft.com/office/drawing/2010/main" w:val="ListParagraph"/>
       <w:lvlText w:val="%6."/>
       <w:lvlJc w:val="right"/>
       <w:pPr>
@@ -8987,7 +8948,7 @@
     <w:lvl w:ilvl="0" w:tentative="0">
       <w:start w:val="0"/>
       <w:numFmt w:val="decimal"/>
-      <w:pStyle xmlns:tce="http://www.TCE.com" xmlns:a="http://schemas.openxmlformats.org/drawingml/2006/main" xmlns:pic="http://schemas.openxmlformats.org/drawingml/2006/picture" xmlns:a14="http://schemas.microsoft.com/office/drawing/2010/main" w:val="BodyText"/>
+      <w:pStyle xmlns:tce="http://www.TCE.com" xmlns:a="http://schemas.openxmlformats.org/drawingml/2006/main" xmlns:pic="http://schemas.openxmlformats.org/drawingml/2006/picture" xmlns:a14="http://schemas.microsoft.com/office/drawing/2010/main" w:val="ListParagraph"/>
       <w:lvlText w:val="%7."/>
       <w:lvlJc w:val="left"/>
       <w:pPr>
@@ -8997,7 +8958,7 @@
     <w:lvl w:ilvl="0" w:tentative="0">
       <w:start w:val="0"/>
       <w:numFmt w:val="lowerLetter"/>
-      <w:pStyle xmlns:tce="http://www.TCE.com" xmlns:a="http://schemas.openxmlformats.org/drawingml/2006/main" xmlns:pic="http://schemas.openxmlformats.org/drawingml/2006/picture" xmlns:a14="http://schemas.microsoft.com/office/drawing/2010/main" w:val="BodyText"/>
+      <w:pStyle xmlns:tce="http://www.TCE.com" xmlns:a="http://schemas.openxmlformats.org/drawingml/2006/main" xmlns:pic="http://schemas.openxmlformats.org/drawingml/2006/picture" xmlns:a14="http://schemas.microsoft.com/office/drawing/2010/main" w:val="ListParagraph"/>
       <w:lvlText w:val="%8."/>
       <w:lvlJc w:val="left"/>
       <w:pPr>
@@ -9007,7 +8968,7 @@
     <w:lvl w:ilvl="0" w:tentative="0">
       <w:start w:val="0"/>
       <w:numFmt w:val="lowerRoman"/>
-      <w:pStyle xmlns:tce="http://www.TCE.com" xmlns:a="http://schemas.openxmlformats.org/drawingml/2006/main" xmlns:pic="http://schemas.openxmlformats.org/drawingml/2006/picture" xmlns:a14="http://schemas.microsoft.com/office/drawing/2010/main" w:val="BodyText"/>
+      <w:pStyle xmlns:tce="http://www.TCE.com" xmlns:a="http://schemas.openxmlformats.org/drawingml/2006/main" xmlns:pic="http://schemas.openxmlformats.org/drawingml/2006/picture" xmlns:a14="http://schemas.microsoft.com/office/drawing/2010/main" w:val="ListParagraph"/>
       <w:lvlText w:val="%9."/>
       <w:lvlJc w:val="right"/>
       <w:pPr>
@@ -9020,7 +8981,7 @@
     <w:lvl w:ilvl="0">
       <w:start w:val="0"/>
       <w:numFmt w:val="lowerLetter"/>
-      <w:pStyle xmlns:tce="http://www.TCE.com" xmlns:a="http://schemas.openxmlformats.org/drawingml/2006/main" xmlns:pic="http://schemas.openxmlformats.org/drawingml/2006/picture" xmlns:a14="http://schemas.microsoft.com/office/drawing/2010/main" w:val="ListParagraph"/>
+      <w:pStyle xmlns:tce="http://www.TCE.com" xmlns:a="http://schemas.openxmlformats.org/drawingml/2006/main" xmlns:pic="http://schemas.openxmlformats.org/drawingml/2006/picture" xmlns:a14="http://schemas.microsoft.com/office/drawing/2010/main" w:val="BodyText"/>
       <w:lvlText w:val="(%1)"/>
       <w:lvlJc w:val="left"/>
       <w:pPr>
@@ -9030,7 +8991,7 @@
     <w:lvl w:ilvl="0">
       <w:start w:val="0"/>
       <w:numFmt w:val="decimal"/>
-      <w:pStyle xmlns:tce="http://www.TCE.com" xmlns:a="http://schemas.openxmlformats.org/drawingml/2006/main" xmlns:pic="http://schemas.openxmlformats.org/drawingml/2006/picture" xmlns:a14="http://schemas.microsoft.com/office/drawing/2010/main" w:val="ListParagraph"/>
+      <w:pStyle xmlns:tce="http://www.TCE.com" xmlns:a="http://schemas.openxmlformats.org/drawingml/2006/main" xmlns:pic="http://schemas.openxmlformats.org/drawingml/2006/picture" xmlns:a14="http://schemas.microsoft.com/office/drawing/2010/main" w:val="BodyText"/>
       <w:lvlText w:val="(%2)"/>
       <w:lvlJc w:val="left"/>
       <w:pPr>
@@ -9040,7 +9001,7 @@
     <w:lvl w:ilvl="0" w:tentative="0">
       <w:start w:val="0"/>
       <w:numFmt w:val="lowerRoman"/>
-      <w:pStyle xmlns:tce="http://www.TCE.com" xmlns:a="http://schemas.openxmlformats.org/drawingml/2006/main" xmlns:pic="http://schemas.openxmlformats.org/drawingml/2006/picture" xmlns:a14="http://schemas.microsoft.com/office/drawing/2010/main" w:val="ListParagraph"/>
+      <w:pStyle xmlns:tce="http://www.TCE.com" xmlns:a="http://schemas.openxmlformats.org/drawingml/2006/main" xmlns:pic="http://schemas.openxmlformats.org/drawingml/2006/picture" xmlns:a14="http://schemas.microsoft.com/office/drawing/2010/main" w:val="BodyText"/>
       <w:lvlText w:val="(%3)"/>
       <w:lvlJc w:val="left"/>
       <w:pPr>
@@ -9050,7 +9011,7 @@
     <w:lvl w:ilvl="0" w:tentative="0">
       <w:start w:val="0"/>
       <w:numFmt w:val="decimal"/>
-      <w:pStyle xmlns:tce="http://www.TCE.com" xmlns:a="http://schemas.openxmlformats.org/drawingml/2006/main" xmlns:pic="http://schemas.openxmlformats.org/drawingml/2006/picture" xmlns:a14="http://schemas.microsoft.com/office/drawing/2010/main" w:val="ListParagraph"/>
+      <w:pStyle xmlns:tce="http://www.TCE.com" xmlns:a="http://schemas.openxmlformats.org/drawingml/2006/main" xmlns:pic="http://schemas.openxmlformats.org/drawingml/2006/picture" xmlns:a14="http://schemas.microsoft.com/office/drawing/2010/main" w:val="BodyText"/>
       <w:lvlText w:val="%4."/>
       <w:lvlJc w:val="left"/>
       <w:pPr>
@@ -9060,7 +9021,7 @@
     <w:lvl w:ilvl="0" w:tentative="0">
       <w:start w:val="0"/>
       <w:numFmt w:val="lowerLetter"/>
-      <w:pStyle xmlns:tce="http://www.TCE.com" xmlns:a="http://schemas.openxmlformats.org/drawingml/2006/main" xmlns:pic="http://schemas.openxmlformats.org/drawingml/2006/picture" xmlns:a14="http://schemas.microsoft.com/office/drawing/2010/main" w:val="ListParagraph"/>
+      <w:pStyle xmlns:tce="http://www.TCE.com" xmlns:a="http://schemas.openxmlformats.org/drawingml/2006/main" xmlns:pic="http://schemas.openxmlformats.org/drawingml/2006/picture" xmlns:a14="http://schemas.microsoft.com/office/drawing/2010/main" w:val="BodyText"/>
       <w:lvlText w:val="%5."/>
       <w:lvlJc w:val="left"/>
       <w:pPr>
@@ -9070,7 +9031,7 @@
     <w:lvl w:ilvl="0" w:tentative="0">
       <w:start w:val="0"/>
       <w:numFmt w:val="lowerRoman"/>
-      <w:pStyle xmlns:tce="http://www.TCE.com" xmlns:a="http://schemas.openxmlformats.org/drawingml/2006/main" xmlns:pic="http://schemas.openxmlformats.org/drawingml/2006/picture" xmlns:a14="http://schemas.microsoft.com/office/drawing/2010/main" w:val="ListParagraph"/>
+      <w:pStyle xmlns:tce="http://www.TCE.com" xmlns:a="http://schemas.openxmlformats.org/drawingml/2006/main" xmlns:pic="http://schemas.openxmlformats.org/drawingml/2006/picture" xmlns:a14="http://schemas.microsoft.com/office/drawing/2010/main" w:val="BodyText"/>
       <w:lvlText w:val="%6."/>
       <w:lvlJc w:val="right"/>
       <w:pPr>
@@ -9080,7 +9041,7 @@
     <w:lvl w:ilvl="0" w:tentative="0">
       <w:start w:val="0"/>
       <w:numFmt w:val="decimal"/>
-      <w:pStyle xmlns:tce="http://www.TCE.com" xmlns:a="http://schemas.openxmlformats.org/drawingml/2006/main" xmlns:pic="http://schemas.openxmlformats.org/drawingml/2006/picture" xmlns:a14="http://schemas.microsoft.com/office/drawing/2010/main" w:val="ListParagraph"/>
+      <w:pStyle xmlns:tce="http://www.TCE.com" xmlns:a="http://schemas.openxmlformats.org/drawingml/2006/main" xmlns:pic="http://schemas.openxmlformats.org/drawingml/2006/picture" xmlns:a14="http://schemas.microsoft.com/office/drawing/2010/main" w:val="BodyText"/>
       <w:lvlText w:val="%7."/>
       <w:lvlJc w:val="left"/>
       <w:pPr>
@@ -9090,7 +9051,7 @@
     <w:lvl w:ilvl="0" w:tentative="0">
       <w:start w:val="0"/>
       <w:numFmt w:val="lowerLetter"/>
-      <w:pStyle xmlns:tce="http://www.TCE.com" xmlns:a="http://schemas.openxmlformats.org/drawingml/2006/main" xmlns:pic="http://schemas.openxmlformats.org/drawingml/2006/picture" xmlns:a14="http://schemas.microsoft.com/office/drawing/2010/main" w:val="ListParagraph"/>
+      <w:pStyle xmlns:tce="http://www.TCE.com" xmlns:a="http://schemas.openxmlformats.org/drawingml/2006/main" xmlns:pic="http://schemas.openxmlformats.org/drawingml/2006/picture" xmlns:a14="http://schemas.microsoft.com/office/drawing/2010/main" w:val="BodyText"/>
       <w:lvlText w:val="%8."/>
       <w:lvlJc w:val="left"/>
       <w:pPr>
@@ -9100,7 +9061,7 @@
     <w:lvl w:ilvl="0" w:tentative="0">
       <w:start w:val="0"/>
       <w:numFmt w:val="lowerRoman"/>
-      <w:pStyle xmlns:tce="http://www.TCE.com" xmlns:a="http://schemas.openxmlformats.org/drawingml/2006/main" xmlns:pic="http://schemas.openxmlformats.org/drawingml/2006/picture" xmlns:a14="http://schemas.microsoft.com/office/drawing/2010/main" w:val="ListParagraph"/>
+      <w:pStyle xmlns:tce="http://www.TCE.com" xmlns:a="http://schemas.openxmlformats.org/drawingml/2006/main" xmlns:pic="http://schemas.openxmlformats.org/drawingml/2006/picture" xmlns:a14="http://schemas.microsoft.com/office/drawing/2010/main" w:val="BodyText"/>
       <w:lvlText w:val="%9."/>
       <w:lvlJc w:val="right"/>
       <w:pPr>
@@ -9113,7 +9074,7 @@
     <w:lvl w:ilvl="0">
       <w:start w:val="0"/>
       <w:numFmt w:val="lowerLetter"/>
-      <w:pStyle xmlns:tce="http://www.TCE.com" xmlns:a="http://schemas.openxmlformats.org/drawingml/2006/main" xmlns:pic="http://schemas.openxmlformats.org/drawingml/2006/picture" xmlns:a14="http://schemas.microsoft.com/office/drawing/2010/main" w:val="BodyText"/>
+      <w:pStyle xmlns:tce="http://www.TCE.com" xmlns:a="http://schemas.openxmlformats.org/drawingml/2006/main" xmlns:pic="http://schemas.openxmlformats.org/drawingml/2006/picture" xmlns:a14="http://schemas.microsoft.com/office/drawing/2010/main" w:val="ListParagraph"/>
       <w:lvlText w:val="(%1)"/>
       <w:lvlJc w:val="left"/>
       <w:pPr>
@@ -9123,7 +9084,7 @@
     <w:lvl w:ilvl="0">
       <w:start w:val="0"/>
       <w:numFmt w:val="decimal"/>
-      <w:pStyle xmlns:tce="http://www.TCE.com" xmlns:a="http://schemas.openxmlformats.org/drawingml/2006/main" xmlns:pic="http://schemas.openxmlformats.org/drawingml/2006/picture" xmlns:a14="http://schemas.microsoft.com/office/drawing/2010/main" w:val="BodyText"/>
+      <w:pStyle xmlns:tce="http://www.TCE.com" xmlns:a="http://schemas.openxmlformats.org/drawingml/2006/main" xmlns:pic="http://schemas.openxmlformats.org/drawingml/2006/picture" xmlns:a14="http://schemas.microsoft.com/office/drawing/2010/main" w:val="ListParagraph"/>
       <w:lvlText w:val="(%2)"/>
       <w:lvlJc w:val="left"/>
       <w:pPr>
@@ -9133,7 +9094,7 @@
     <w:lvl w:ilvl="0" w:tentative="0">
       <w:start w:val="0"/>
       <w:numFmt w:val="lowerRoman"/>
-      <w:pStyle xmlns:tce="http://www.TCE.com" xmlns:a="http://schemas.openxmlformats.org/drawingml/2006/main" xmlns:pic="http://schemas.openxmlformats.org/drawingml/2006/picture" xmlns:a14="http://schemas.microsoft.com/office/drawing/2010/main" w:val="BodyText"/>
+      <w:pStyle xmlns:tce="http://www.TCE.com" xmlns:a="http://schemas.openxmlformats.org/drawingml/2006/main" xmlns:pic="http://schemas.openxmlformats.org/drawingml/2006/picture" xmlns:a14="http://schemas.microsoft.com/office/drawing/2010/main" w:val="ListParagraph"/>
       <w:lvlText w:val="(%3)"/>
       <w:lvlJc w:val="left"/>
       <w:pPr>
@@ -9143,7 +9104,7 @@
     <w:lvl w:ilvl="0" w:tentative="0">
       <w:start w:val="0"/>
       <w:numFmt w:val="decimal"/>
-      <w:pStyle xmlns:tce="http://www.TCE.com" xmlns:a="http://schemas.openxmlformats.org/drawingml/2006/main" xmlns:pic="http://schemas.openxmlformats.org/drawingml/2006/picture" xmlns:a14="http://schemas.microsoft.com/office/drawing/2010/main" w:val="BodyText"/>
+      <w:pStyle xmlns:tce="http://www.TCE.com" xmlns:a="http://schemas.openxmlformats.org/drawingml/2006/main" xmlns:pic="http://schemas.openxmlformats.org/drawingml/2006/picture" xmlns:a14="http://schemas.microsoft.com/office/drawing/2010/main" w:val="ListParagraph"/>
       <w:lvlText w:val="%4."/>
       <w:lvlJc w:val="left"/>
       <w:pPr>
@@ -9153,7 +9114,7 @@
     <w:lvl w:ilvl="0" w:tentative="0">
       <w:start w:val="0"/>
       <w:numFmt w:val="lowerLetter"/>
-      <w:pStyle xmlns:tce="http://www.TCE.com" xmlns:a="http://schemas.openxmlformats.org/drawingml/2006/main" xmlns:pic="http://schemas.openxmlformats.org/drawingml/2006/picture" xmlns:a14="http://schemas.microsoft.com/office/drawing/2010/main" w:val="BodyText"/>
+      <w:pStyle xmlns:tce="http://www.TCE.com" xmlns:a="http://schemas.openxmlformats.org/drawingml/2006/main" xmlns:pic="http://schemas.openxmlformats.org/drawingml/2006/picture" xmlns:a14="http://schemas.microsoft.com/office/drawing/2010/main" w:val="ListParagraph"/>
       <w:lvlText w:val="%5."/>
       <w:lvlJc w:val="left"/>
       <w:pPr>
@@ -9163,7 +9124,7 @@
     <w:lvl w:ilvl="0" w:tentative="0">
       <w:start w:val="0"/>
       <w:numFmt w:val="lowerRoman"/>
-      <w:pStyle xmlns:tce="http://www.TCE.com" xmlns:a="http://schemas.openxmlformats.org/drawingml/2006/main" xmlns:pic="http://schemas.openxmlformats.org/drawingml/2006/picture" xmlns:a14="http://schemas.microsoft.com/office/drawing/2010/main" w:val="BodyText"/>
+      <w:pStyle xmlns:tce="http://www.TCE.com" xmlns:a="http://schemas.openxmlformats.org/drawingml/2006/main" xmlns:pic="http://schemas.openxmlformats.org/drawingml/2006/picture" xmlns:a14="http://schemas.microsoft.com/office/drawing/2010/main" w:val="ListParagraph"/>
       <w:lvlText w:val="%6."/>
       <w:lvlJc w:val="right"/>
       <w:pPr>
@@ -9173,7 +9134,7 @@
     <w:lvl w:ilvl="0" w:tentative="0">
       <w:start w:val="0"/>
       <w:numFmt w:val="decimal"/>
-      <w:pStyle xmlns:tce="http://www.TCE.com" xmlns:a="http://schemas.openxmlformats.org/drawingml/2006/main" xmlns:pic="http://schemas.openxmlformats.org/drawingml/2006/picture" xmlns:a14="http://schemas.microsoft.com/office/drawing/2010/main" w:val="BodyText"/>
+      <w:pStyle xmlns:tce="http://www.TCE.com" xmlns:a="http://schemas.openxmlformats.org/drawingml/2006/main" xmlns:pic="http://schemas.openxmlformats.org/drawingml/2006/picture" xmlns:a14="http://schemas.microsoft.com/office/drawing/2010/main" w:val="ListParagraph"/>
       <w:lvlText w:val="%7."/>
       <w:lvlJc w:val="left"/>
       <w:pPr>
@@ -9183,7 +9144,7 @@
     <w:lvl w:ilvl="0" w:tentative="0">
       <w:start w:val="0"/>
       <w:numFmt w:val="lowerLetter"/>
-      <w:pStyle xmlns:tce="http://www.TCE.com" xmlns:a="http://schemas.openxmlformats.org/drawingml/2006/main" xmlns:pic="http://schemas.openxmlformats.org/drawingml/2006/picture" xmlns:a14="http://schemas.microsoft.com/office/drawing/2010/main" w:val="BodyText"/>
+      <w:pStyle xmlns:tce="http://www.TCE.com" xmlns:a="http://schemas.openxmlformats.org/drawingml/2006/main" xmlns:pic="http://schemas.openxmlformats.org/drawingml/2006/picture" xmlns:a14="http://schemas.microsoft.com/office/drawing/2010/main" w:val="ListParagraph"/>
       <w:lvlText w:val="%8."/>
       <w:lvlJc w:val="left"/>
       <w:pPr>
@@ -9193,7 +9154,7 @@
     <w:lvl w:ilvl="0" w:tentative="0">
       <w:start w:val="0"/>
       <w:numFmt w:val="lowerRoman"/>
-      <w:pStyle xmlns:tce="http://www.TCE.com" xmlns:a="http://schemas.openxmlformats.org/drawingml/2006/main" xmlns:pic="http://schemas.openxmlformats.org/drawingml/2006/picture" xmlns:a14="http://schemas.microsoft.com/office/drawing/2010/main" w:val="BodyText"/>
+      <w:pStyle xmlns:tce="http://www.TCE.com" xmlns:a="http://schemas.openxmlformats.org/drawingml/2006/main" xmlns:pic="http://schemas.openxmlformats.org/drawingml/2006/picture" xmlns:a14="http://schemas.microsoft.com/office/drawing/2010/main" w:val="ListParagraph"/>
       <w:lvlText w:val="%9."/>
       <w:lvlJc w:val="right"/>
       <w:pPr>
@@ -9206,6 +9167,99 @@
     <w:lvl w:ilvl="0">
       <w:start w:val="0"/>
       <w:numFmt w:val="lowerLetter"/>
+      <w:pStyle xmlns:tce="http://www.TCE.com" xmlns:a="http://schemas.openxmlformats.org/drawingml/2006/main" xmlns:pic="http://schemas.openxmlformats.org/drawingml/2006/picture" xmlns:a14="http://schemas.microsoft.com/office/drawing/2010/main" w:val="BodyText"/>
+      <w:lvlText w:val="(%1)"/>
+      <w:lvlJc w:val="left"/>
+      <w:pPr>
+        <w:ind w:left="720" w:hanging="360"/>
+      </w:pPr>
+    </w:lvl>
+    <w:lvl w:ilvl="0">
+      <w:start w:val="0"/>
+      <w:numFmt w:val="decimal"/>
+      <w:pStyle xmlns:tce="http://www.TCE.com" xmlns:a="http://schemas.openxmlformats.org/drawingml/2006/main" xmlns:pic="http://schemas.openxmlformats.org/drawingml/2006/picture" xmlns:a14="http://schemas.microsoft.com/office/drawing/2010/main" w:val="BodyText"/>
+      <w:lvlText w:val="(%2)"/>
+      <w:lvlJc w:val="left"/>
+      <w:pPr>
+        <w:ind w:left="1440" w:hanging="360"/>
+      </w:pPr>
+    </w:lvl>
+    <w:lvl w:ilvl="0" w:tentative="0">
+      <w:start w:val="0"/>
+      <w:numFmt w:val="lowerRoman"/>
+      <w:pStyle xmlns:tce="http://www.TCE.com" xmlns:a="http://schemas.openxmlformats.org/drawingml/2006/main" xmlns:pic="http://schemas.openxmlformats.org/drawingml/2006/picture" xmlns:a14="http://schemas.microsoft.com/office/drawing/2010/main" w:val="BodyText"/>
+      <w:lvlText w:val="(%3)"/>
+      <w:lvlJc w:val="left"/>
+      <w:pPr>
+        <w:ind w:left="2160" w:hanging="360"/>
+      </w:pPr>
+    </w:lvl>
+    <w:lvl w:ilvl="0" w:tentative="0">
+      <w:start w:val="0"/>
+      <w:numFmt w:val="decimal"/>
+      <w:pStyle xmlns:tce="http://www.TCE.com" xmlns:a="http://schemas.openxmlformats.org/drawingml/2006/main" xmlns:pic="http://schemas.openxmlformats.org/drawingml/2006/picture" xmlns:a14="http://schemas.microsoft.com/office/drawing/2010/main" w:val="BodyText"/>
+      <w:lvlText w:val="%4."/>
+      <w:lvlJc w:val="left"/>
+      <w:pPr>
+        <w:ind w:left="2880" w:hanging="360"/>
+      </w:pPr>
+    </w:lvl>
+    <w:lvl w:ilvl="0" w:tentative="0">
+      <w:start w:val="0"/>
+      <w:numFmt w:val="lowerLetter"/>
+      <w:pStyle xmlns:tce="http://www.TCE.com" xmlns:a="http://schemas.openxmlformats.org/drawingml/2006/main" xmlns:pic="http://schemas.openxmlformats.org/drawingml/2006/picture" xmlns:a14="http://schemas.microsoft.com/office/drawing/2010/main" w:val="BodyText"/>
+      <w:lvlText w:val="%5."/>
+      <w:lvlJc w:val="left"/>
+      <w:pPr>
+        <w:ind w:left="3600" w:hanging="360"/>
+      </w:pPr>
+    </w:lvl>
+    <w:lvl w:ilvl="0" w:tentative="0">
+      <w:start w:val="0"/>
+      <w:numFmt w:val="lowerRoman"/>
+      <w:pStyle xmlns:tce="http://www.TCE.com" xmlns:a="http://schemas.openxmlformats.org/drawingml/2006/main" xmlns:pic="http://schemas.openxmlformats.org/drawingml/2006/picture" xmlns:a14="http://schemas.microsoft.com/office/drawing/2010/main" w:val="BodyText"/>
+      <w:lvlText w:val="%6."/>
+      <w:lvlJc w:val="right"/>
+      <w:pPr>
+        <w:ind w:left="4320" w:hanging="180"/>
+      </w:pPr>
+    </w:lvl>
+    <w:lvl w:ilvl="0" w:tentative="0">
+      <w:start w:val="0"/>
+      <w:numFmt w:val="decimal"/>
+      <w:pStyle xmlns:tce="http://www.TCE.com" xmlns:a="http://schemas.openxmlformats.org/drawingml/2006/main" xmlns:pic="http://schemas.openxmlformats.org/drawingml/2006/picture" xmlns:a14="http://schemas.microsoft.com/office/drawing/2010/main" w:val="BodyText"/>
+      <w:lvlText w:val="%7."/>
+      <w:lvlJc w:val="left"/>
+      <w:pPr>
+        <w:ind w:left="5040" w:hanging="360"/>
+      </w:pPr>
+    </w:lvl>
+    <w:lvl w:ilvl="0" w:tentative="0">
+      <w:start w:val="0"/>
+      <w:numFmt w:val="lowerLetter"/>
+      <w:pStyle xmlns:tce="http://www.TCE.com" xmlns:a="http://schemas.openxmlformats.org/drawingml/2006/main" xmlns:pic="http://schemas.openxmlformats.org/drawingml/2006/picture" xmlns:a14="http://schemas.microsoft.com/office/drawing/2010/main" w:val="BodyText"/>
+      <w:lvlText w:val="%8."/>
+      <w:lvlJc w:val="left"/>
+      <w:pPr>
+        <w:ind w:left="5760" w:hanging="360"/>
+      </w:pPr>
+    </w:lvl>
+    <w:lvl w:ilvl="0" w:tentative="0">
+      <w:start w:val="0"/>
+      <w:numFmt w:val="lowerRoman"/>
+      <w:pStyle xmlns:tce="http://www.TCE.com" xmlns:a="http://schemas.openxmlformats.org/drawingml/2006/main" xmlns:pic="http://schemas.openxmlformats.org/drawingml/2006/picture" xmlns:a14="http://schemas.microsoft.com/office/drawing/2010/main" w:val="BodyText"/>
+      <w:lvlText w:val="%9."/>
+      <w:lvlJc w:val="right"/>
+      <w:pPr>
+        <w:ind w:left="6480" w:hanging="180"/>
+      </w:pPr>
+    </w:lvl>
+  </w:abstractNum>
+  <w:abstractNum w:abstractNumId="136">
+    <w:multiLevelType w:val="hybridMultilevel"/>
+    <w:lvl w:ilvl="0">
+      <w:start w:val="0"/>
+      <w:numFmt w:val="lowerLetter"/>
       <w:pStyle xmlns:tce="http://www.TCE.com" xmlns:a="http://schemas.openxmlformats.org/drawingml/2006/main" xmlns:pic="http://schemas.openxmlformats.org/drawingml/2006/picture" xmlns:a14="http://schemas.microsoft.com/office/drawing/2010/main" w:val="ListNumber"/>
       <w:lvlText w:val="(%1)"/>
       <w:lvlJc w:val="left"/>
@@ -9294,7 +9348,7 @@
       </w:pPr>
     </w:lvl>
   </w:abstractNum>
-  <w:abstractNum w:abstractNumId="136">
+  <w:abstractNum w:abstractNumId="137">
     <w:multiLevelType w:val="hybridMultilevel"/>
     <w:lvl w:ilvl="0">
       <w:start w:val="0"/>
@@ -10566,6 +10620,9 @@
   </w:num>
   <w:num w:numId="136">
     <w:abstractNumId w:val="136"/>
+  </w:num>
+  <w:num w:numId="137">
+    <w:abstractNumId w:val="137"/>
   </w:num>
   <w:num xmlns:wpc="http://schemas.microsoft.com/office/word/2010/wordprocessingCanvas" xmlns:cx="http://schemas.microsoft.com/office/drawing/2014/chartex" xmlns:cx1="http://schemas.microsoft.com/office/drawing/2015/9/8/chartex" xmlns:cx2="http://schemas.microsoft.com/office/drawing/2015/10/21/chartex" xmlns:cx3="http://schemas.microsoft.com/office/drawing/2016/5/9/chartex" xmlns:cx4="http://schemas.microsoft.com/office/drawing/2016/5/10/chartex" xmlns:cx5="http://schemas.microsoft.com/office/drawing/2016/5/11/chartex" xmlns:cx6="http://schemas.microsoft.com/office/drawing/2016/5/12/chartex" xmlns:cx7="http://schemas.microsoft.com/office/drawing/2016/5/13/chartex" xmlns:cx8="http://schemas.microsoft.com/office/drawing/2016/5/14/chartex" xmlns:mc="http://schemas.openxmlformats.org/markup-compatibility/2006" xmlns:aink="http://schemas.microsoft.com/office/drawing/2016/ink" xmlns:am3d="http://schemas.microsoft.com/office/drawing/2017/model3d" xmlns:oel="http://schemas.microsoft.com/office/2019/extlst" xmlns:wp14="http://schemas.microsoft.com/office/word/2010/wordprocessingDrawing" xmlns:w14="http://schemas.microsoft.com/office/word/2010/wordml" xmlns:w15="http://schemas.microsoft.com/office/word/2012/wordml" xmlns:w16cex="http://schemas.microsoft.com/office/word/2018/wordml/cex" xmlns:w16cid="http://schemas.microsoft.com/office/word/2016/wordml/cid" xmlns:w16="http://schemas.microsoft.com/office/word/2018/wordml" xmlns:w16du="http://schemas.microsoft.com/office/word/2023/wordml/word16du" xmlns:w16sdtdh="http://schemas.microsoft.com/office/word/2020/wordml/sdtdatahash" xmlns:w16sdtfl="http://schemas.microsoft.com/office/word/2024/wordml/sdtformatlock" xmlns:w16se="http://schemas.microsoft.com/office/word/2015/wordml/symex" xmlns:wpg="http://schemas.microsoft.com/office/word/2010/wordprocessingGroup" xmlns:wpi="http://schemas.microsoft.com/office/word/2010/wordprocessingInk" xmlns:wps="http://schemas.microsoft.com/office/word/2010/wordprocessingShape" w:numId="1" w16cid:durableId="1021277097">
     <w:abstractNumId w:val="0"/>
@@ -11016,7 +11073,7 @@
   <w:style w:type="paragraph" w:default="1" w:styleId="Normal">
     <w:name w:val="Normal"/>
     <w:qFormat/>
-    <w:rsid w:val="00792F9E"/>
+    <w:rsid w:val="0035396F"/>
     <w:rPr>
       <w:rFonts w:ascii="Times New Roman" w:hAnsi="Times New Roman"/>
     </w:rPr>
@@ -11133,67 +11190,42 @@
   </w:style>
   <w:style w:type="paragraph" w:styleId="Heading6">
     <w:name w:val="heading 6"/>
-    <w:basedOn w:val="Normal"/>
+    <w:basedOn w:val="Heading4"/>
     <w:next w:val="BodyText"/>
     <w:link w:val="Heading6Char"/>
     <w:uiPriority w:val="9"/>
     <w:unhideWhenUsed/>
     <w:qFormat/>
-    <w:rsid w:val="00D068E1"/>
+    <w:rsid w:val="002D4362"/>
     <w:pPr>
-      <w:keepNext/>
-      <w:keepLines/>
-      <w:spacing w:before="40"/>
       <w:outlineLvl w:val="5"/>
     </w:pPr>
-    <w:rPr>
-      <w:rFonts w:eastAsiaTheme="majorEastAsia" w:cstheme="majorBidi"/>
-      <w:color w:val="1F3763" w:themeColor="accent1" w:themeShade="7F"/>
-    </w:rPr>
   </w:style>
   <w:style w:type="paragraph" w:styleId="Heading7">
     <w:name w:val="heading 7"/>
-    <w:basedOn w:val="Normal"/>
+    <w:basedOn w:val="Heading6"/>
     <w:next w:val="BodyText"/>
     <w:link w:val="Heading7Char"/>
     <w:uiPriority w:val="9"/>
     <w:unhideWhenUsed/>
     <w:qFormat/>
-    <w:rsid w:val="005043CB"/>
+    <w:rsid w:val="002D4362"/>
     <w:pPr>
-      <w:keepNext/>
-      <w:keepLines/>
-      <w:spacing w:before="40"/>
       <w:outlineLvl w:val="6"/>
     </w:pPr>
-    <w:rPr>
-      <w:rFonts w:asciiTheme="majorHAnsi" w:eastAsiaTheme="majorEastAsia" w:hAnsiTheme="majorHAnsi" w:cstheme="majorBidi"/>
-      <w:i/>
-      <w:iCs/>
-      <w:color w:val="1F3763" w:themeColor="accent1" w:themeShade="7F"/>
-    </w:rPr>
   </w:style>
   <w:style w:type="paragraph" w:styleId="Heading8">
     <w:name w:val="heading 8"/>
-    <w:basedOn w:val="Normal"/>
+    <w:basedOn w:val="Heading7"/>
     <w:next w:val="BodyText"/>
     <w:link w:val="Heading8Char"/>
     <w:uiPriority w:val="9"/>
     <w:unhideWhenUsed/>
     <w:qFormat/>
-    <w:rsid w:val="005043CB"/>
+    <w:rsid w:val="002D4362"/>
     <w:pPr>
-      <w:keepNext/>
-      <w:keepLines/>
-      <w:spacing w:before="40"/>
       <w:outlineLvl w:val="7"/>
     </w:pPr>
-    <w:rPr>
-      <w:rFonts w:asciiTheme="majorHAnsi" w:eastAsiaTheme="majorEastAsia" w:hAnsiTheme="majorHAnsi" w:cstheme="majorBidi"/>
-      <w:color w:val="272727" w:themeColor="text1" w:themeTint="D8"/>
-      <w:sz w:val="21"/>
-      <w:szCs w:val="21"/>
-    </w:rPr>
   </w:style>
   <w:style w:type="paragraph" w:styleId="Heading9">
     <w:name w:val="heading 9"/>
@@ -11444,10 +11476,11 @@
     <w:basedOn w:val="DefaultParagraphFont"/>
     <w:link w:val="Heading6"/>
     <w:uiPriority w:val="9"/>
-    <w:rsid w:val="00D068E1"/>
+    <w:rsid w:val="002D4362"/>
     <w:rPr>
       <w:rFonts w:ascii="Times New Roman" w:eastAsiaTheme="majorEastAsia" w:hAnsi="Times New Roman" w:cstheme="majorBidi"/>
-      <w:color w:val="1F3763" w:themeColor="accent1" w:themeShade="7F"/>
+      <w:b/>
+      <w:iCs/>
     </w:rPr>
   </w:style>
   <w:style w:type="character" w:customStyle="1" w:styleId="Heading7Char">
@@ -11455,12 +11488,11 @@
     <w:basedOn w:val="DefaultParagraphFont"/>
     <w:link w:val="Heading7"/>
     <w:uiPriority w:val="9"/>
-    <w:rsid w:val="005043CB"/>
+    <w:rsid w:val="002D4362"/>
     <w:rPr>
-      <w:rFonts w:asciiTheme="majorHAnsi" w:eastAsiaTheme="majorEastAsia" w:hAnsiTheme="majorHAnsi" w:cstheme="majorBidi"/>
-      <w:i/>
+      <w:rFonts w:ascii="Times New Roman" w:eastAsiaTheme="majorEastAsia" w:hAnsi="Times New Roman" w:cstheme="majorBidi"/>
+      <w:b/>
       <w:iCs/>
-      <w:color w:val="1F3763" w:themeColor="accent1" w:themeShade="7F"/>
     </w:rPr>
   </w:style>
   <w:style w:type="character" w:customStyle="1" w:styleId="Heading8Char">
@@ -11468,12 +11500,11 @@
     <w:basedOn w:val="DefaultParagraphFont"/>
     <w:link w:val="Heading8"/>
     <w:uiPriority w:val="9"/>
-    <w:rsid w:val="005043CB"/>
+    <w:rsid w:val="002D4362"/>
     <w:rPr>
-      <w:rFonts w:asciiTheme="majorHAnsi" w:eastAsiaTheme="majorEastAsia" w:hAnsiTheme="majorHAnsi" w:cstheme="majorBidi"/>
-      <w:color w:val="272727" w:themeColor="text1" w:themeTint="D8"/>
-      <w:sz w:val="21"/>
-      <w:szCs w:val="21"/>
+      <w:rFonts w:ascii="Times New Roman" w:eastAsiaTheme="majorEastAsia" w:hAnsi="Times New Roman" w:cstheme="majorBidi"/>
+      <w:b/>
+      <w:iCs/>
     </w:rPr>
   </w:style>
   <w:style w:type="character" w:customStyle="1" w:styleId="Heading9Char">
